--- a/AIAgent_완료보고서.docx
+++ b/AIAgent_완료보고서.docx
@@ -4,18 +4,1457 @@
   <w:body>
     <w:p>
       <w:pPr>
-        <w:rPr>
-          <w:b/>
-          <w:bCs/>
-        </w:rPr>
-      </w:pPr>
-      <w:proofErr w:type="spellStart"/>
-      <w:r>
         <w:rPr>
           <w:rFonts w:hint="eastAsia"/>
           <w:b/>
           <w:bCs/>
         </w:rPr>
+      </w:pPr>
+      <w:proofErr w:type="spellStart"/>
+      <w:r>
+        <w:rPr>
+          <w:rFonts w:hint="eastAsia"/>
+          <w:b/>
+          <w:bCs/>
+        </w:rPr>
+        <w:t>AIAgent</w:t>
+      </w:r>
+      <w:proofErr w:type="spellEnd"/>
+      <w:r>
+        <w:rPr>
+          <w:rFonts w:hint="eastAsia"/>
+          <w:b/>
+          <w:bCs/>
+        </w:rPr>
+        <w:t xml:space="preserve"> 앱 구조</w:t>
+      </w:r>
+    </w:p>
+    <w:p>
+      <w:pPr>
+        <w:rPr>
+          <w:b/>
+          <w:bCs/>
+        </w:rPr>
+      </w:pPr>
+    </w:p>
+    <w:p>
+      <w:pPr>
+        <w:rPr>
+          <w:b/>
+          <w:bCs/>
+        </w:rPr>
+      </w:pPr>
+      <w:r>
+        <w:rPr>
+          <w:b/>
+          <w:bCs/>
+          <w:noProof/>
+        </w:rPr>
+        <mc:AlternateContent>
+          <mc:Choice Requires="wps">
+            <w:drawing>
+              <wp:anchor distT="0" distB="0" distL="114300" distR="114300" simplePos="0" relativeHeight="251731968" behindDoc="0" locked="0" layoutInCell="1" allowOverlap="1" wp14:anchorId="2F538307" wp14:editId="37819B60">
+                <wp:simplePos x="0" y="0"/>
+                <wp:positionH relativeFrom="margin">
+                  <wp:posOffset>2047875</wp:posOffset>
+                </wp:positionH>
+                <wp:positionV relativeFrom="paragraph">
+                  <wp:posOffset>214630</wp:posOffset>
+                </wp:positionV>
+                <wp:extent cx="1609725" cy="495300"/>
+                <wp:effectExtent l="0" t="0" r="28575" b="19050"/>
+                <wp:wrapNone/>
+                <wp:docPr id="872421647" name="Text Box 33"/>
+                <wp:cNvGraphicFramePr/>
+                <a:graphic xmlns:a="http://schemas.openxmlformats.org/drawingml/2006/main">
+                  <a:graphicData uri="http://schemas.microsoft.com/office/word/2010/wordprocessingShape">
+                    <wps:wsp>
+                      <wps:cNvSpPr txBox="1"/>
+                      <wps:spPr>
+                        <a:xfrm>
+                          <a:off x="0" y="0"/>
+                          <a:ext cx="1609725" cy="495300"/>
+                        </a:xfrm>
+                        <a:prstGeom prst="rect">
+                          <a:avLst/>
+                        </a:prstGeom>
+                        <a:solidFill>
+                          <a:schemeClr val="lt1"/>
+                        </a:solidFill>
+                        <a:ln w="6350">
+                          <a:solidFill>
+                            <a:prstClr val="black"/>
+                          </a:solidFill>
+                        </a:ln>
+                      </wps:spPr>
+                      <wps:txbx>
+                        <w:txbxContent>
+                          <w:p>
+                            <w:pPr>
+                              <w:jc w:val="center"/>
+                              <w:rPr>
+                                <w:rFonts w:hint="eastAsia"/>
+                              </w:rPr>
+                            </w:pPr>
+                            <w:proofErr w:type="spellStart"/>
+                            <w:r>
+                              <w:rPr>
+                                <w:rFonts w:hint="eastAsia"/>
+                              </w:rPr>
+                              <w:t>PleosTTSManager</w:t>
+                            </w:r>
+                            <w:proofErr w:type="spellEnd"/>
+                          </w:p>
+                        </w:txbxContent>
+                      </wps:txbx>
+                      <wps:bodyPr rot="0" spcFirstLastPara="0" vertOverflow="overflow" horzOverflow="overflow" vert="horz" wrap="square" lIns="91440" tIns="45720" rIns="91440" bIns="45720" numCol="1" spcCol="0" rtlCol="0" fromWordArt="0" anchor="t" anchorCtr="0" forceAA="0" compatLnSpc="1">
+                        <a:prstTxWarp prst="textNoShape">
+                          <a:avLst/>
+                        </a:prstTxWarp>
+                        <a:noAutofit/>
+                      </wps:bodyPr>
+                    </wps:wsp>
+                  </a:graphicData>
+                </a:graphic>
+                <wp14:sizeRelV relativeFrom="margin">
+                  <wp14:pctHeight>0</wp14:pctHeight>
+                </wp14:sizeRelV>
+              </wp:anchor>
+            </w:drawing>
+          </mc:Choice>
+          <mc:Fallback>
+            <w:pict>
+              <v:shapetype w14:anchorId="2F538307" id="_x0000_t202" coordsize="21600,21600" o:spt="202" path="m,l,21600r21600,l21600,xe">
+                <v:stroke joinstyle="miter"/>
+                <v:path gradientshapeok="t" o:connecttype="rect"/>
+              </v:shapetype>
+              <v:shape id="Text Box 33" o:spid="_x0000_s1026" type="#_x0000_t202" style="position:absolute;margin-left:161.25pt;margin-top:16.9pt;width:126.75pt;height:39pt;z-index:251731968;visibility:visible;mso-wrap-style:square;mso-height-percent:0;mso-wrap-distance-left:9pt;mso-wrap-distance-top:0;mso-wrap-distance-right:9pt;mso-wrap-distance-bottom:0;mso-position-horizontal:absolute;mso-position-horizontal-relative:margin;mso-position-vertical:absolute;mso-position-vertical-relative:text;mso-height-percent:0;mso-height-relative:margin;v-text-anchor:top" o:gfxdata="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" fillcolor="white [3201]" strokeweight=".5pt">
+                <v:textbox>
+                  <w:txbxContent>
+                    <w:p>
+                      <w:pPr>
+                        <w:jc w:val="center"/>
+                        <w:rPr>
+                          <w:rFonts w:hint="eastAsia"/>
+                        </w:rPr>
+                      </w:pPr>
+                      <w:proofErr w:type="spellStart"/>
+                      <w:r>
+                        <w:rPr>
+                          <w:rFonts w:hint="eastAsia"/>
+                        </w:rPr>
+                        <w:t>PleosTTSManager</w:t>
+                      </w:r>
+                      <w:proofErr w:type="spellEnd"/>
+                    </w:p>
+                  </w:txbxContent>
+                </v:textbox>
+                <w10:wrap anchorx="margin"/>
+              </v:shape>
+            </w:pict>
+          </mc:Fallback>
+        </mc:AlternateContent>
+      </w:r>
+    </w:p>
+    <w:p>
+      <w:pPr>
+        <w:rPr>
+          <w:b/>
+          <w:bCs/>
+        </w:rPr>
+      </w:pPr>
+      <w:r>
+        <w:rPr>
+          <w:b/>
+          <w:bCs/>
+          <w:noProof/>
+        </w:rPr>
+        <mc:AlternateContent>
+          <mc:Choice Requires="wps">
+            <w:drawing>
+              <wp:anchor distT="0" distB="0" distL="114300" distR="114300" simplePos="0" relativeHeight="251729920" behindDoc="0" locked="0" layoutInCell="1" allowOverlap="1" wp14:anchorId="06C13D83" wp14:editId="1FCA3F5F">
+                <wp:simplePos x="0" y="0"/>
+                <wp:positionH relativeFrom="column">
+                  <wp:posOffset>295275</wp:posOffset>
+                </wp:positionH>
+                <wp:positionV relativeFrom="paragraph">
+                  <wp:posOffset>157480</wp:posOffset>
+                </wp:positionV>
+                <wp:extent cx="1609725" cy="438150"/>
+                <wp:effectExtent l="0" t="0" r="28575" b="19050"/>
+                <wp:wrapNone/>
+                <wp:docPr id="1525497610" name="Text Box 33"/>
+                <wp:cNvGraphicFramePr/>
+                <a:graphic xmlns:a="http://schemas.openxmlformats.org/drawingml/2006/main">
+                  <a:graphicData uri="http://schemas.microsoft.com/office/word/2010/wordprocessingShape">
+                    <wps:wsp>
+                      <wps:cNvSpPr txBox="1"/>
+                      <wps:spPr>
+                        <a:xfrm>
+                          <a:off x="0" y="0"/>
+                          <a:ext cx="1609725" cy="438150"/>
+                        </a:xfrm>
+                        <a:prstGeom prst="rect">
+                          <a:avLst/>
+                        </a:prstGeom>
+                        <a:solidFill>
+                          <a:schemeClr val="lt1"/>
+                        </a:solidFill>
+                        <a:ln w="6350">
+                          <a:solidFill>
+                            <a:prstClr val="black"/>
+                          </a:solidFill>
+                        </a:ln>
+                      </wps:spPr>
+                      <wps:txbx>
+                        <w:txbxContent>
+                          <w:p>
+                            <w:pPr>
+                              <w:jc w:val="center"/>
+                              <w:rPr>
+                                <w:rFonts w:hint="eastAsia"/>
+                              </w:rPr>
+                            </w:pPr>
+                            <w:proofErr w:type="spellStart"/>
+                            <w:proofErr w:type="gramStart"/>
+                            <w:r>
+                              <w:rPr>
+                                <w:rFonts w:hint="eastAsia"/>
+                              </w:rPr>
+                              <w:t>RagManager</w:t>
+                            </w:r>
+                            <w:proofErr w:type="spellEnd"/>
+                            <w:proofErr w:type="gramEnd"/>
+                          </w:p>
+                        </w:txbxContent>
+                      </wps:txbx>
+                      <wps:bodyPr rot="0" spcFirstLastPara="0" vertOverflow="overflow" horzOverflow="overflow" vert="horz" wrap="square" lIns="91440" tIns="45720" rIns="91440" bIns="45720" numCol="1" spcCol="0" rtlCol="0" fromWordArt="0" anchor="t" anchorCtr="0" forceAA="0" compatLnSpc="1">
+                        <a:prstTxWarp prst="textNoShape">
+                          <a:avLst/>
+                        </a:prstTxWarp>
+                        <a:noAutofit/>
+                      </wps:bodyPr>
+                    </wps:wsp>
+                  </a:graphicData>
+                </a:graphic>
+                <wp14:sizeRelV relativeFrom="margin">
+                  <wp14:pctHeight>0</wp14:pctHeight>
+                </wp14:sizeRelV>
+              </wp:anchor>
+            </w:drawing>
+          </mc:Choice>
+          <mc:Fallback>
+            <w:pict>
+              <v:shape w14:anchorId="06C13D83" id="_x0000_s1027" type="#_x0000_t202" style="position:absolute;margin-left:23.25pt;margin-top:12.4pt;width:126.75pt;height:34.5pt;z-index:251729920;visibility:visible;mso-wrap-style:square;mso-height-percent:0;mso-wrap-distance-left:9pt;mso-wrap-distance-top:0;mso-wrap-distance-right:9pt;mso-wrap-distance-bottom:0;mso-position-horizontal:absolute;mso-position-horizontal-relative:text;mso-position-vertical:absolute;mso-position-vertical-relative:text;mso-height-percent:0;mso-height-relative:margin;v-text-anchor:top" o:gfxdata="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" fillcolor="white [3201]" strokeweight=".5pt">
+                <v:textbox>
+                  <w:txbxContent>
+                    <w:p>
+                      <w:pPr>
+                        <w:jc w:val="center"/>
+                        <w:rPr>
+                          <w:rFonts w:hint="eastAsia"/>
+                        </w:rPr>
+                      </w:pPr>
+                      <w:proofErr w:type="spellStart"/>
+                      <w:proofErr w:type="gramStart"/>
+                      <w:r>
+                        <w:rPr>
+                          <w:rFonts w:hint="eastAsia"/>
+                        </w:rPr>
+                        <w:t>RagManager</w:t>
+                      </w:r>
+                      <w:proofErr w:type="spellEnd"/>
+                      <w:proofErr w:type="gramEnd"/>
+                    </w:p>
+                  </w:txbxContent>
+                </v:textbox>
+              </v:shape>
+            </w:pict>
+          </mc:Fallback>
+        </mc:AlternateContent>
+      </w:r>
+      <w:r>
+        <w:rPr>
+          <w:b/>
+          <w:bCs/>
+          <w:noProof/>
+        </w:rPr>
+        <mc:AlternateContent>
+          <mc:Choice Requires="wps">
+            <w:drawing>
+              <wp:anchor distT="0" distB="0" distL="114300" distR="114300" simplePos="0" relativeHeight="251734016" behindDoc="0" locked="0" layoutInCell="1" allowOverlap="1" wp14:anchorId="662B7AEF" wp14:editId="620ED7AA">
+                <wp:simplePos x="0" y="0"/>
+                <wp:positionH relativeFrom="column">
+                  <wp:posOffset>3886200</wp:posOffset>
+                </wp:positionH>
+                <wp:positionV relativeFrom="paragraph">
+                  <wp:posOffset>100329</wp:posOffset>
+                </wp:positionV>
+                <wp:extent cx="1609725" cy="485775"/>
+                <wp:effectExtent l="0" t="0" r="28575" b="28575"/>
+                <wp:wrapNone/>
+                <wp:docPr id="220643661" name="Text Box 33"/>
+                <wp:cNvGraphicFramePr/>
+                <a:graphic xmlns:a="http://schemas.openxmlformats.org/drawingml/2006/main">
+                  <a:graphicData uri="http://schemas.microsoft.com/office/word/2010/wordprocessingShape">
+                    <wps:wsp>
+                      <wps:cNvSpPr txBox="1"/>
+                      <wps:spPr>
+                        <a:xfrm>
+                          <a:off x="0" y="0"/>
+                          <a:ext cx="1609725" cy="485775"/>
+                        </a:xfrm>
+                        <a:prstGeom prst="rect">
+                          <a:avLst/>
+                        </a:prstGeom>
+                        <a:solidFill>
+                          <a:schemeClr val="lt1"/>
+                        </a:solidFill>
+                        <a:ln w="6350">
+                          <a:solidFill>
+                            <a:prstClr val="black"/>
+                          </a:solidFill>
+                        </a:ln>
+                      </wps:spPr>
+                      <wps:txbx>
+                        <w:txbxContent>
+                          <w:p>
+                            <w:pPr>
+                              <w:jc w:val="center"/>
+                              <w:rPr>
+                                <w:rFonts w:hint="eastAsia"/>
+                              </w:rPr>
+                            </w:pPr>
+                            <w:proofErr w:type="spellStart"/>
+                            <w:r>
+                              <w:rPr>
+                                <w:rFonts w:hint="eastAsia"/>
+                              </w:rPr>
+                              <w:t>PleosSTTManager</w:t>
+                            </w:r>
+                            <w:proofErr w:type="spellEnd"/>
+                          </w:p>
+                        </w:txbxContent>
+                      </wps:txbx>
+                      <wps:bodyPr rot="0" spcFirstLastPara="0" vertOverflow="overflow" horzOverflow="overflow" vert="horz" wrap="square" lIns="91440" tIns="45720" rIns="91440" bIns="45720" numCol="1" spcCol="0" rtlCol="0" fromWordArt="0" anchor="t" anchorCtr="0" forceAA="0" compatLnSpc="1">
+                        <a:prstTxWarp prst="textNoShape">
+                          <a:avLst/>
+                        </a:prstTxWarp>
+                        <a:noAutofit/>
+                      </wps:bodyPr>
+                    </wps:wsp>
+                  </a:graphicData>
+                </a:graphic>
+                <wp14:sizeRelV relativeFrom="margin">
+                  <wp14:pctHeight>0</wp14:pctHeight>
+                </wp14:sizeRelV>
+              </wp:anchor>
+            </w:drawing>
+          </mc:Choice>
+          <mc:Fallback>
+            <w:pict>
+              <v:shape w14:anchorId="662B7AEF" id="_x0000_s1028" type="#_x0000_t202" style="position:absolute;margin-left:306pt;margin-top:7.9pt;width:126.75pt;height:38.25pt;z-index:251734016;visibility:visible;mso-wrap-style:square;mso-height-percent:0;mso-wrap-distance-left:9pt;mso-wrap-distance-top:0;mso-wrap-distance-right:9pt;mso-wrap-distance-bottom:0;mso-position-horizontal:absolute;mso-position-horizontal-relative:text;mso-position-vertical:absolute;mso-position-vertical-relative:text;mso-height-percent:0;mso-height-relative:margin;v-text-anchor:top" o:gfxdata="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" fillcolor="white [3201]" strokeweight=".5pt">
+                <v:textbox>
+                  <w:txbxContent>
+                    <w:p>
+                      <w:pPr>
+                        <w:jc w:val="center"/>
+                        <w:rPr>
+                          <w:rFonts w:hint="eastAsia"/>
+                        </w:rPr>
+                      </w:pPr>
+                      <w:proofErr w:type="spellStart"/>
+                      <w:r>
+                        <w:rPr>
+                          <w:rFonts w:hint="eastAsia"/>
+                        </w:rPr>
+                        <w:t>PleosSTTManager</w:t>
+                      </w:r>
+                      <w:proofErr w:type="spellEnd"/>
+                    </w:p>
+                  </w:txbxContent>
+                </v:textbox>
+              </v:shape>
+            </w:pict>
+          </mc:Fallback>
+        </mc:AlternateContent>
+      </w:r>
+    </w:p>
+    <w:p>
+      <w:pPr>
+        <w:rPr>
+          <w:b/>
+          <w:bCs/>
+        </w:rPr>
+      </w:pPr>
+      <w:r>
+        <w:rPr>
+          <w:b/>
+          <w:bCs/>
+          <w:noProof/>
+        </w:rPr>
+        <mc:AlternateContent>
+          <mc:Choice Requires="wps">
+            <w:drawing>
+              <wp:anchor distT="0" distB="0" distL="114300" distR="114300" simplePos="0" relativeHeight="251743232" behindDoc="0" locked="0" layoutInCell="1" allowOverlap="1" wp14:anchorId="70AF822A" wp14:editId="5161F2F6">
+                <wp:simplePos x="0" y="0"/>
+                <wp:positionH relativeFrom="column">
+                  <wp:posOffset>2828925</wp:posOffset>
+                </wp:positionH>
+                <wp:positionV relativeFrom="paragraph">
+                  <wp:posOffset>42545</wp:posOffset>
+                </wp:positionV>
+                <wp:extent cx="28575" cy="704850"/>
+                <wp:effectExtent l="0" t="0" r="28575" b="19050"/>
+                <wp:wrapNone/>
+                <wp:docPr id="235927719" name="직선 연결선 35"/>
+                <wp:cNvGraphicFramePr/>
+                <a:graphic xmlns:a="http://schemas.openxmlformats.org/drawingml/2006/main">
+                  <a:graphicData uri="http://schemas.microsoft.com/office/word/2010/wordprocessingShape">
+                    <wps:wsp>
+                      <wps:cNvCnPr/>
+                      <wps:spPr>
+                        <a:xfrm flipH="1">
+                          <a:off x="0" y="0"/>
+                          <a:ext cx="28575" cy="704850"/>
+                        </a:xfrm>
+                        <a:prstGeom prst="line">
+                          <a:avLst/>
+                        </a:prstGeom>
+                      </wps:spPr>
+                      <wps:style>
+                        <a:lnRef idx="2">
+                          <a:schemeClr val="dk1"/>
+                        </a:lnRef>
+                        <a:fillRef idx="0">
+                          <a:schemeClr val="dk1"/>
+                        </a:fillRef>
+                        <a:effectRef idx="1">
+                          <a:schemeClr val="dk1"/>
+                        </a:effectRef>
+                        <a:fontRef idx="minor">
+                          <a:schemeClr val="tx1"/>
+                        </a:fontRef>
+                      </wps:style>
+                      <wps:bodyPr/>
+                    </wps:wsp>
+                  </a:graphicData>
+                </a:graphic>
+                <wp14:sizeRelH relativeFrom="margin">
+                  <wp14:pctWidth>0</wp14:pctWidth>
+                </wp14:sizeRelH>
+                <wp14:sizeRelV relativeFrom="margin">
+                  <wp14:pctHeight>0</wp14:pctHeight>
+                </wp14:sizeRelV>
+              </wp:anchor>
+            </w:drawing>
+          </mc:Choice>
+          <mc:Fallback>
+            <w:pict>
+              <v:line w14:anchorId="1355B5D6" id="직선 연결선 35" o:spid="_x0000_s1026" style="position:absolute;flip:x;z-index:251743232;visibility:visible;mso-wrap-style:square;mso-width-percent:0;mso-height-percent:0;mso-wrap-distance-left:9pt;mso-wrap-distance-top:0;mso-wrap-distance-right:9pt;mso-wrap-distance-bottom:0;mso-position-horizontal:absolute;mso-position-horizontal-relative:text;mso-position-vertical:absolute;mso-position-vertical-relative:text;mso-width-percent:0;mso-height-percent:0;mso-width-relative:margin;mso-height-relative:margin" from="222.75pt,3.35pt" to="225pt,58.85pt" o:gfxdata="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" strokecolor="black [3200]" strokeweight="1.5pt">
+                <v:stroke joinstyle="miter"/>
+              </v:line>
+            </w:pict>
+          </mc:Fallback>
+        </mc:AlternateContent>
+      </w:r>
+      <w:r>
+        <w:rPr>
+          <w:b/>
+          <w:bCs/>
+          <w:noProof/>
+        </w:rPr>
+        <mc:AlternateContent>
+          <mc:Choice Requires="wps">
+            <w:drawing>
+              <wp:anchor distT="0" distB="0" distL="114300" distR="114300" simplePos="0" relativeHeight="251745280" behindDoc="0" locked="0" layoutInCell="1" allowOverlap="1" wp14:anchorId="3E92DA64" wp14:editId="7EB0E5A7">
+                <wp:simplePos x="0" y="0"/>
+                <wp:positionH relativeFrom="column">
+                  <wp:posOffset>2838450</wp:posOffset>
+                </wp:positionH>
+                <wp:positionV relativeFrom="paragraph">
+                  <wp:posOffset>261620</wp:posOffset>
+                </wp:positionV>
+                <wp:extent cx="1885950" cy="485775"/>
+                <wp:effectExtent l="0" t="0" r="19050" b="28575"/>
+                <wp:wrapNone/>
+                <wp:docPr id="1378186409" name="직선 연결선 35"/>
+                <wp:cNvGraphicFramePr/>
+                <a:graphic xmlns:a="http://schemas.openxmlformats.org/drawingml/2006/main">
+                  <a:graphicData uri="http://schemas.microsoft.com/office/word/2010/wordprocessingShape">
+                    <wps:wsp>
+                      <wps:cNvCnPr/>
+                      <wps:spPr>
+                        <a:xfrm flipH="1">
+                          <a:off x="0" y="0"/>
+                          <a:ext cx="1885950" cy="485775"/>
+                        </a:xfrm>
+                        <a:prstGeom prst="line">
+                          <a:avLst/>
+                        </a:prstGeom>
+                      </wps:spPr>
+                      <wps:style>
+                        <a:lnRef idx="2">
+                          <a:schemeClr val="dk1"/>
+                        </a:lnRef>
+                        <a:fillRef idx="0">
+                          <a:schemeClr val="dk1"/>
+                        </a:fillRef>
+                        <a:effectRef idx="1">
+                          <a:schemeClr val="dk1"/>
+                        </a:effectRef>
+                        <a:fontRef idx="minor">
+                          <a:schemeClr val="tx1"/>
+                        </a:fontRef>
+                      </wps:style>
+                      <wps:bodyPr/>
+                    </wps:wsp>
+                  </a:graphicData>
+                </a:graphic>
+                <wp14:sizeRelH relativeFrom="margin">
+                  <wp14:pctWidth>0</wp14:pctWidth>
+                </wp14:sizeRelH>
+                <wp14:sizeRelV relativeFrom="margin">
+                  <wp14:pctHeight>0</wp14:pctHeight>
+                </wp14:sizeRelV>
+              </wp:anchor>
+            </w:drawing>
+          </mc:Choice>
+          <mc:Fallback>
+            <w:pict>
+              <v:line w14:anchorId="5B9EDF6E" id="직선 연결선 35" o:spid="_x0000_s1026" style="position:absolute;flip:x;z-index:251745280;visibility:visible;mso-wrap-style:square;mso-width-percent:0;mso-height-percent:0;mso-wrap-distance-left:9pt;mso-wrap-distance-top:0;mso-wrap-distance-right:9pt;mso-wrap-distance-bottom:0;mso-position-horizontal:absolute;mso-position-horizontal-relative:text;mso-position-vertical:absolute;mso-position-vertical-relative:text;mso-width-percent:0;mso-height-percent:0;mso-width-relative:margin;mso-height-relative:margin" from="223.5pt,20.6pt" to="372pt,58.85pt" o:gfxdata="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" strokecolor="black [3200]" strokeweight="1.5pt">
+                <v:stroke joinstyle="miter"/>
+              </v:line>
+            </w:pict>
+          </mc:Fallback>
+        </mc:AlternateContent>
+      </w:r>
+      <w:r>
+        <w:rPr>
+          <w:b/>
+          <w:bCs/>
+          <w:noProof/>
+        </w:rPr>
+        <mc:AlternateContent>
+          <mc:Choice Requires="wps">
+            <w:drawing>
+              <wp:anchor distT="0" distB="0" distL="114300" distR="114300" simplePos="0" relativeHeight="251741184" behindDoc="0" locked="0" layoutInCell="1" allowOverlap="1" wp14:anchorId="768E78CE" wp14:editId="302CA68E">
+                <wp:simplePos x="0" y="0"/>
+                <wp:positionH relativeFrom="column">
+                  <wp:posOffset>1076325</wp:posOffset>
+                </wp:positionH>
+                <wp:positionV relativeFrom="paragraph">
+                  <wp:posOffset>252095</wp:posOffset>
+                </wp:positionV>
+                <wp:extent cx="1752600" cy="514350"/>
+                <wp:effectExtent l="0" t="0" r="19050" b="19050"/>
+                <wp:wrapNone/>
+                <wp:docPr id="659768878" name="직선 연결선 35"/>
+                <wp:cNvGraphicFramePr/>
+                <a:graphic xmlns:a="http://schemas.openxmlformats.org/drawingml/2006/main">
+                  <a:graphicData uri="http://schemas.microsoft.com/office/word/2010/wordprocessingShape">
+                    <wps:wsp>
+                      <wps:cNvCnPr/>
+                      <wps:spPr>
+                        <a:xfrm>
+                          <a:off x="0" y="0"/>
+                          <a:ext cx="1752600" cy="514350"/>
+                        </a:xfrm>
+                        <a:prstGeom prst="line">
+                          <a:avLst/>
+                        </a:prstGeom>
+                      </wps:spPr>
+                      <wps:style>
+                        <a:lnRef idx="2">
+                          <a:schemeClr val="dk1"/>
+                        </a:lnRef>
+                        <a:fillRef idx="0">
+                          <a:schemeClr val="dk1"/>
+                        </a:fillRef>
+                        <a:effectRef idx="1">
+                          <a:schemeClr val="dk1"/>
+                        </a:effectRef>
+                        <a:fontRef idx="minor">
+                          <a:schemeClr val="tx1"/>
+                        </a:fontRef>
+                      </wps:style>
+                      <wps:bodyPr/>
+                    </wps:wsp>
+                  </a:graphicData>
+                </a:graphic>
+              </wp:anchor>
+            </w:drawing>
+          </mc:Choice>
+          <mc:Fallback>
+            <w:pict>
+              <v:line w14:anchorId="7DDF424F" id="직선 연결선 35" o:spid="_x0000_s1026" style="position:absolute;z-index:251741184;visibility:visible;mso-wrap-style:square;mso-wrap-distance-left:9pt;mso-wrap-distance-top:0;mso-wrap-distance-right:9pt;mso-wrap-distance-bottom:0;mso-position-horizontal:absolute;mso-position-horizontal-relative:text;mso-position-vertical:absolute;mso-position-vertical-relative:text" from="84.75pt,19.85pt" to="222.75pt,60.35pt" o:gfxdata="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" strokecolor="black [3200]" strokeweight="1.5pt">
+                <v:stroke joinstyle="miter"/>
+              </v:line>
+            </w:pict>
+          </mc:Fallback>
+        </mc:AlternateContent>
+      </w:r>
+    </w:p>
+    <w:p>
+      <w:pPr>
+        <w:rPr>
+          <w:b/>
+          <w:bCs/>
+        </w:rPr>
+      </w:pPr>
+    </w:p>
+    <w:p>
+      <w:pPr>
+        <w:rPr>
+          <w:b/>
+          <w:bCs/>
+        </w:rPr>
+      </w:pPr>
+      <w:r>
+        <w:rPr>
+          <w:b/>
+          <w:bCs/>
+          <w:noProof/>
+        </w:rPr>
+        <mc:AlternateContent>
+          <mc:Choice Requires="wps">
+            <w:drawing>
+              <wp:anchor distT="0" distB="0" distL="114300" distR="114300" simplePos="0" relativeHeight="251727872" behindDoc="0" locked="0" layoutInCell="1" allowOverlap="1" wp14:anchorId="4623160B" wp14:editId="76E75D10">
+                <wp:simplePos x="0" y="0"/>
+                <wp:positionH relativeFrom="column">
+                  <wp:posOffset>2019300</wp:posOffset>
+                </wp:positionH>
+                <wp:positionV relativeFrom="paragraph">
+                  <wp:posOffset>80010</wp:posOffset>
+                </wp:positionV>
+                <wp:extent cx="1609725" cy="704850"/>
+                <wp:effectExtent l="0" t="0" r="28575" b="19050"/>
+                <wp:wrapNone/>
+                <wp:docPr id="1197655960" name="Text Box 33"/>
+                <wp:cNvGraphicFramePr/>
+                <a:graphic xmlns:a="http://schemas.openxmlformats.org/drawingml/2006/main">
+                  <a:graphicData uri="http://schemas.microsoft.com/office/word/2010/wordprocessingShape">
+                    <wps:wsp>
+                      <wps:cNvSpPr txBox="1"/>
+                      <wps:spPr>
+                        <a:xfrm>
+                          <a:off x="0" y="0"/>
+                          <a:ext cx="1609725" cy="704850"/>
+                        </a:xfrm>
+                        <a:prstGeom prst="rect">
+                          <a:avLst/>
+                        </a:prstGeom>
+                        <a:solidFill>
+                          <a:schemeClr val="lt1"/>
+                        </a:solidFill>
+                        <a:ln w="6350">
+                          <a:solidFill>
+                            <a:prstClr val="black"/>
+                          </a:solidFill>
+                        </a:ln>
+                      </wps:spPr>
+                      <wps:txbx>
+                        <w:txbxContent>
+                          <w:p>
+                            <w:pPr>
+                              <w:jc w:val="center"/>
+                            </w:pPr>
+                            <w:proofErr w:type="spellStart"/>
+                            <w:r>
+                              <w:rPr>
+                                <w:rFonts w:hint="eastAsia"/>
+                              </w:rPr>
+                              <w:t>FloatingViewService</w:t>
+                            </w:r>
+                            <w:proofErr w:type="spellEnd"/>
+                          </w:p>
+                          <w:p>
+                            <w:pPr>
+                              <w:jc w:val="center"/>
+                              <w:rPr>
+                                <w:rFonts w:hint="eastAsia"/>
+                              </w:rPr>
+                            </w:pPr>
+                            <w:r>
+                              <w:rPr>
+                                <w:rFonts w:hint="eastAsia"/>
+                              </w:rPr>
+                              <w:t>(</w:t>
+                            </w:r>
+                            <w:proofErr w:type="spellStart"/>
+                            <w:r>
+                              <w:rPr>
+                                <w:rFonts w:hint="eastAsia"/>
+                              </w:rPr>
+                              <w:t>ForegroudService</w:t>
+                            </w:r>
+                            <w:proofErr w:type="spellEnd"/>
+                            <w:r>
+                              <w:rPr>
+                                <w:rFonts w:hint="eastAsia"/>
+                              </w:rPr>
+                              <w:t>)</w:t>
+                            </w:r>
+                          </w:p>
+                        </w:txbxContent>
+                      </wps:txbx>
+                      <wps:bodyPr rot="0" spcFirstLastPara="0" vertOverflow="overflow" horzOverflow="overflow" vert="horz" wrap="square" lIns="91440" tIns="45720" rIns="91440" bIns="45720" numCol="1" spcCol="0" rtlCol="0" fromWordArt="0" anchor="t" anchorCtr="0" forceAA="0" compatLnSpc="1">
+                        <a:prstTxWarp prst="textNoShape">
+                          <a:avLst/>
+                        </a:prstTxWarp>
+                        <a:noAutofit/>
+                      </wps:bodyPr>
+                    </wps:wsp>
+                  </a:graphicData>
+                </a:graphic>
+              </wp:anchor>
+            </w:drawing>
+          </mc:Choice>
+          <mc:Fallback>
+            <w:pict>
+              <v:shape w14:anchorId="4623160B" id="_x0000_s1029" type="#_x0000_t202" style="position:absolute;margin-left:159pt;margin-top:6.3pt;width:126.75pt;height:55.5pt;z-index:251727872;visibility:visible;mso-wrap-style:square;mso-wrap-distance-left:9pt;mso-wrap-distance-top:0;mso-wrap-distance-right:9pt;mso-wrap-distance-bottom:0;mso-position-horizontal:absolute;mso-position-horizontal-relative:text;mso-position-vertical:absolute;mso-position-vertical-relative:text;v-text-anchor:top" o:gfxdata="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" fillcolor="white [3201]" strokeweight=".5pt">
+                <v:textbox>
+                  <w:txbxContent>
+                    <w:p>
+                      <w:pPr>
+                        <w:jc w:val="center"/>
+                      </w:pPr>
+                      <w:proofErr w:type="spellStart"/>
+                      <w:r>
+                        <w:rPr>
+                          <w:rFonts w:hint="eastAsia"/>
+                        </w:rPr>
+                        <w:t>FloatingViewService</w:t>
+                      </w:r>
+                      <w:proofErr w:type="spellEnd"/>
+                    </w:p>
+                    <w:p>
+                      <w:pPr>
+                        <w:jc w:val="center"/>
+                        <w:rPr>
+                          <w:rFonts w:hint="eastAsia"/>
+                        </w:rPr>
+                      </w:pPr>
+                      <w:r>
+                        <w:rPr>
+                          <w:rFonts w:hint="eastAsia"/>
+                        </w:rPr>
+                        <w:t>(</w:t>
+                      </w:r>
+                      <w:proofErr w:type="spellStart"/>
+                      <w:r>
+                        <w:rPr>
+                          <w:rFonts w:hint="eastAsia"/>
+                        </w:rPr>
+                        <w:t>ForegroudService</w:t>
+                      </w:r>
+                      <w:proofErr w:type="spellEnd"/>
+                      <w:r>
+                        <w:rPr>
+                          <w:rFonts w:hint="eastAsia"/>
+                        </w:rPr>
+                        <w:t>)</w:t>
+                      </w:r>
+                    </w:p>
+                  </w:txbxContent>
+                </v:textbox>
+              </v:shape>
+            </w:pict>
+          </mc:Fallback>
+        </mc:AlternateContent>
+      </w:r>
+    </w:p>
+    <w:p>
+      <w:pPr>
+        <w:rPr>
+          <w:b/>
+          <w:bCs/>
+        </w:rPr>
+      </w:pPr>
+    </w:p>
+    <w:p>
+      <w:pPr>
+        <w:rPr>
+          <w:b/>
+          <w:bCs/>
+        </w:rPr>
+      </w:pPr>
+      <w:r>
+        <w:rPr>
+          <w:b/>
+          <w:bCs/>
+          <w:noProof/>
+        </w:rPr>
+        <mc:AlternateContent>
+          <mc:Choice Requires="wps">
+            <w:drawing>
+              <wp:anchor distT="0" distB="0" distL="114300" distR="114300" simplePos="0" relativeHeight="251749376" behindDoc="0" locked="0" layoutInCell="1" allowOverlap="1" wp14:anchorId="7F8E755F" wp14:editId="54BB0CCE">
+                <wp:simplePos x="0" y="0"/>
+                <wp:positionH relativeFrom="column">
+                  <wp:posOffset>2771775</wp:posOffset>
+                </wp:positionH>
+                <wp:positionV relativeFrom="paragraph">
+                  <wp:posOffset>136524</wp:posOffset>
+                </wp:positionV>
+                <wp:extent cx="1943100" cy="200025"/>
+                <wp:effectExtent l="0" t="0" r="19050" b="28575"/>
+                <wp:wrapNone/>
+                <wp:docPr id="611853879" name="직선 연결선 35"/>
+                <wp:cNvGraphicFramePr/>
+                <a:graphic xmlns:a="http://schemas.openxmlformats.org/drawingml/2006/main">
+                  <a:graphicData uri="http://schemas.microsoft.com/office/word/2010/wordprocessingShape">
+                    <wps:wsp>
+                      <wps:cNvCnPr/>
+                      <wps:spPr>
+                        <a:xfrm flipH="1" flipV="1">
+                          <a:off x="0" y="0"/>
+                          <a:ext cx="1943100" cy="200025"/>
+                        </a:xfrm>
+                        <a:prstGeom prst="line">
+                          <a:avLst/>
+                        </a:prstGeom>
+                      </wps:spPr>
+                      <wps:style>
+                        <a:lnRef idx="2">
+                          <a:schemeClr val="dk1"/>
+                        </a:lnRef>
+                        <a:fillRef idx="0">
+                          <a:schemeClr val="dk1"/>
+                        </a:fillRef>
+                        <a:effectRef idx="1">
+                          <a:schemeClr val="dk1"/>
+                        </a:effectRef>
+                        <a:fontRef idx="minor">
+                          <a:schemeClr val="tx1"/>
+                        </a:fontRef>
+                      </wps:style>
+                      <wps:bodyPr/>
+                    </wps:wsp>
+                  </a:graphicData>
+                </a:graphic>
+                <wp14:sizeRelH relativeFrom="margin">
+                  <wp14:pctWidth>0</wp14:pctWidth>
+                </wp14:sizeRelH>
+                <wp14:sizeRelV relativeFrom="margin">
+                  <wp14:pctHeight>0</wp14:pctHeight>
+                </wp14:sizeRelV>
+              </wp:anchor>
+            </w:drawing>
+          </mc:Choice>
+          <mc:Fallback>
+            <w:pict>
+              <v:line w14:anchorId="47820E73" id="직선 연결선 35" o:spid="_x0000_s1026" style="position:absolute;flip:x y;z-index:251749376;visibility:visible;mso-wrap-style:square;mso-width-percent:0;mso-height-percent:0;mso-wrap-distance-left:9pt;mso-wrap-distance-top:0;mso-wrap-distance-right:9pt;mso-wrap-distance-bottom:0;mso-position-horizontal:absolute;mso-position-horizontal-relative:text;mso-position-vertical:absolute;mso-position-vertical-relative:text;mso-width-percent:0;mso-height-percent:0;mso-width-relative:margin;mso-height-relative:margin" from="218.25pt,10.75pt" to="371.25pt,26.5pt" o:gfxdata="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" strokecolor="black [3200]" strokeweight="1.5pt">
+                <v:stroke joinstyle="miter"/>
+              </v:line>
+            </w:pict>
+          </mc:Fallback>
+        </mc:AlternateContent>
+      </w:r>
+      <w:r>
+        <w:rPr>
+          <w:b/>
+          <w:bCs/>
+          <w:noProof/>
+        </w:rPr>
+        <mc:AlternateContent>
+          <mc:Choice Requires="wps">
+            <w:drawing>
+              <wp:anchor distT="0" distB="0" distL="114300" distR="114300" simplePos="0" relativeHeight="251751424" behindDoc="0" locked="0" layoutInCell="1" allowOverlap="1" wp14:anchorId="265EF03F" wp14:editId="327CECD7">
+                <wp:simplePos x="0" y="0"/>
+                <wp:positionH relativeFrom="column">
+                  <wp:posOffset>1133474</wp:posOffset>
+                </wp:positionH>
+                <wp:positionV relativeFrom="paragraph">
+                  <wp:posOffset>136524</wp:posOffset>
+                </wp:positionV>
+                <wp:extent cx="1666875" cy="295275"/>
+                <wp:effectExtent l="0" t="0" r="28575" b="28575"/>
+                <wp:wrapNone/>
+                <wp:docPr id="88985779" name="직선 연결선 35"/>
+                <wp:cNvGraphicFramePr/>
+                <a:graphic xmlns:a="http://schemas.openxmlformats.org/drawingml/2006/main">
+                  <a:graphicData uri="http://schemas.microsoft.com/office/word/2010/wordprocessingShape">
+                    <wps:wsp>
+                      <wps:cNvCnPr/>
+                      <wps:spPr>
+                        <a:xfrm flipV="1">
+                          <a:off x="0" y="0"/>
+                          <a:ext cx="1666875" cy="295275"/>
+                        </a:xfrm>
+                        <a:prstGeom prst="line">
+                          <a:avLst/>
+                        </a:prstGeom>
+                      </wps:spPr>
+                      <wps:style>
+                        <a:lnRef idx="2">
+                          <a:schemeClr val="dk1"/>
+                        </a:lnRef>
+                        <a:fillRef idx="0">
+                          <a:schemeClr val="dk1"/>
+                        </a:fillRef>
+                        <a:effectRef idx="1">
+                          <a:schemeClr val="dk1"/>
+                        </a:effectRef>
+                        <a:fontRef idx="minor">
+                          <a:schemeClr val="tx1"/>
+                        </a:fontRef>
+                      </wps:style>
+                      <wps:bodyPr/>
+                    </wps:wsp>
+                  </a:graphicData>
+                </a:graphic>
+                <wp14:sizeRelH relativeFrom="margin">
+                  <wp14:pctWidth>0</wp14:pctWidth>
+                </wp14:sizeRelH>
+                <wp14:sizeRelV relativeFrom="margin">
+                  <wp14:pctHeight>0</wp14:pctHeight>
+                </wp14:sizeRelV>
+              </wp:anchor>
+            </w:drawing>
+          </mc:Choice>
+          <mc:Fallback>
+            <w:pict>
+              <v:line w14:anchorId="6B46587F" id="직선 연결선 35" o:spid="_x0000_s1026" style="position:absolute;flip:y;z-index:251751424;visibility:visible;mso-wrap-style:square;mso-width-percent:0;mso-height-percent:0;mso-wrap-distance-left:9pt;mso-wrap-distance-top:0;mso-wrap-distance-right:9pt;mso-wrap-distance-bottom:0;mso-position-horizontal:absolute;mso-position-horizontal-relative:text;mso-position-vertical:absolute;mso-position-vertical-relative:text;mso-width-percent:0;mso-height-percent:0;mso-width-relative:margin;mso-height-relative:margin" from="89.25pt,10.75pt" to="220.5pt,34pt" o:gfxdata="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" strokecolor="black [3200]" strokeweight="1.5pt">
+                <v:stroke joinstyle="miter"/>
+              </v:line>
+            </w:pict>
+          </mc:Fallback>
+        </mc:AlternateContent>
+      </w:r>
+      <w:r>
+        <w:rPr>
+          <w:b/>
+          <w:bCs/>
+          <w:noProof/>
+        </w:rPr>
+        <mc:AlternateContent>
+          <mc:Choice Requires="wps">
+            <w:drawing>
+              <wp:anchor distT="0" distB="0" distL="114300" distR="114300" simplePos="0" relativeHeight="251747328" behindDoc="0" locked="0" layoutInCell="1" allowOverlap="1" wp14:anchorId="6451198C" wp14:editId="32C604CB">
+                <wp:simplePos x="0" y="0"/>
+                <wp:positionH relativeFrom="column">
+                  <wp:posOffset>2800349</wp:posOffset>
+                </wp:positionH>
+                <wp:positionV relativeFrom="paragraph">
+                  <wp:posOffset>117475</wp:posOffset>
+                </wp:positionV>
+                <wp:extent cx="28575" cy="457200"/>
+                <wp:effectExtent l="0" t="0" r="28575" b="19050"/>
+                <wp:wrapNone/>
+                <wp:docPr id="1075123698" name="직선 연결선 35"/>
+                <wp:cNvGraphicFramePr/>
+                <a:graphic xmlns:a="http://schemas.openxmlformats.org/drawingml/2006/main">
+                  <a:graphicData uri="http://schemas.microsoft.com/office/word/2010/wordprocessingShape">
+                    <wps:wsp>
+                      <wps:cNvCnPr/>
+                      <wps:spPr>
+                        <a:xfrm>
+                          <a:off x="0" y="0"/>
+                          <a:ext cx="28575" cy="457200"/>
+                        </a:xfrm>
+                        <a:prstGeom prst="line">
+                          <a:avLst/>
+                        </a:prstGeom>
+                      </wps:spPr>
+                      <wps:style>
+                        <a:lnRef idx="2">
+                          <a:schemeClr val="dk1"/>
+                        </a:lnRef>
+                        <a:fillRef idx="0">
+                          <a:schemeClr val="dk1"/>
+                        </a:fillRef>
+                        <a:effectRef idx="1">
+                          <a:schemeClr val="dk1"/>
+                        </a:effectRef>
+                        <a:fontRef idx="minor">
+                          <a:schemeClr val="tx1"/>
+                        </a:fontRef>
+                      </wps:style>
+                      <wps:bodyPr/>
+                    </wps:wsp>
+                  </a:graphicData>
+                </a:graphic>
+                <wp14:sizeRelH relativeFrom="margin">
+                  <wp14:pctWidth>0</wp14:pctWidth>
+                </wp14:sizeRelH>
+                <wp14:sizeRelV relativeFrom="margin">
+                  <wp14:pctHeight>0</wp14:pctHeight>
+                </wp14:sizeRelV>
+              </wp:anchor>
+            </w:drawing>
+          </mc:Choice>
+          <mc:Fallback>
+            <w:pict>
+              <v:line w14:anchorId="2F46D86B" id="직선 연결선 35" o:spid="_x0000_s1026" style="position:absolute;z-index:251747328;visibility:visible;mso-wrap-style:square;mso-width-percent:0;mso-height-percent:0;mso-wrap-distance-left:9pt;mso-wrap-distance-top:0;mso-wrap-distance-right:9pt;mso-wrap-distance-bottom:0;mso-position-horizontal:absolute;mso-position-horizontal-relative:text;mso-position-vertical:absolute;mso-position-vertical-relative:text;mso-width-percent:0;mso-height-percent:0;mso-width-relative:margin;mso-height-relative:margin" from="220.5pt,9.25pt" to="222.75pt,45.25pt" o:gfxdata="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" strokecolor="black [3200]" strokeweight="1.5pt">
+                <v:stroke joinstyle="miter"/>
+              </v:line>
+            </w:pict>
+          </mc:Fallback>
+        </mc:AlternateContent>
+      </w:r>
+    </w:p>
+    <w:p>
+      <w:pPr>
+        <w:rPr>
+          <w:b/>
+          <w:bCs/>
+        </w:rPr>
+      </w:pPr>
+      <w:r>
+        <w:rPr>
+          <w:b/>
+          <w:bCs/>
+          <w:noProof/>
+        </w:rPr>
+        <mc:AlternateContent>
+          <mc:Choice Requires="wps">
+            <w:drawing>
+              <wp:anchor distT="0" distB="0" distL="114300" distR="114300" simplePos="0" relativeHeight="251740160" behindDoc="0" locked="0" layoutInCell="1" allowOverlap="1" wp14:anchorId="3F2A693E" wp14:editId="4E4F95F0">
+                <wp:simplePos x="0" y="0"/>
+                <wp:positionH relativeFrom="column">
+                  <wp:posOffset>295275</wp:posOffset>
+                </wp:positionH>
+                <wp:positionV relativeFrom="paragraph">
+                  <wp:posOffset>98425</wp:posOffset>
+                </wp:positionV>
+                <wp:extent cx="1609725" cy="466725"/>
+                <wp:effectExtent l="0" t="0" r="28575" b="28575"/>
+                <wp:wrapNone/>
+                <wp:docPr id="485207067" name="Text Box 33"/>
+                <wp:cNvGraphicFramePr/>
+                <a:graphic xmlns:a="http://schemas.openxmlformats.org/drawingml/2006/main">
+                  <a:graphicData uri="http://schemas.microsoft.com/office/word/2010/wordprocessingShape">
+                    <wps:wsp>
+                      <wps:cNvSpPr txBox="1"/>
+                      <wps:spPr>
+                        <a:xfrm>
+                          <a:off x="0" y="0"/>
+                          <a:ext cx="1609725" cy="466725"/>
+                        </a:xfrm>
+                        <a:prstGeom prst="rect">
+                          <a:avLst/>
+                        </a:prstGeom>
+                        <a:solidFill>
+                          <a:schemeClr val="lt1"/>
+                        </a:solidFill>
+                        <a:ln w="6350">
+                          <a:solidFill>
+                            <a:prstClr val="black"/>
+                          </a:solidFill>
+                        </a:ln>
+                      </wps:spPr>
+                      <wps:txbx>
+                        <w:txbxContent>
+                          <w:p>
+                            <w:pPr>
+                              <w:jc w:val="center"/>
+                              <w:rPr>
+                                <w:rFonts w:hint="eastAsia"/>
+                              </w:rPr>
+                            </w:pPr>
+                            <w:proofErr w:type="spellStart"/>
+                            <w:r>
+                              <w:rPr>
+                                <w:rFonts w:hint="eastAsia"/>
+                              </w:rPr>
+                              <w:t>UnityManager</w:t>
+                            </w:r>
+                            <w:proofErr w:type="spellEnd"/>
+                          </w:p>
+                        </w:txbxContent>
+                      </wps:txbx>
+                      <wps:bodyPr rot="0" spcFirstLastPara="0" vertOverflow="overflow" horzOverflow="overflow" vert="horz" wrap="square" lIns="91440" tIns="45720" rIns="91440" bIns="45720" numCol="1" spcCol="0" rtlCol="0" fromWordArt="0" anchor="t" anchorCtr="0" forceAA="0" compatLnSpc="1">
+                        <a:prstTxWarp prst="textNoShape">
+                          <a:avLst/>
+                        </a:prstTxWarp>
+                        <a:noAutofit/>
+                      </wps:bodyPr>
+                    </wps:wsp>
+                  </a:graphicData>
+                </a:graphic>
+                <wp14:sizeRelV relativeFrom="margin">
+                  <wp14:pctHeight>0</wp14:pctHeight>
+                </wp14:sizeRelV>
+              </wp:anchor>
+            </w:drawing>
+          </mc:Choice>
+          <mc:Fallback>
+            <w:pict>
+              <v:shape w14:anchorId="3F2A693E" id="_x0000_s1030" type="#_x0000_t202" style="position:absolute;margin-left:23.25pt;margin-top:7.75pt;width:126.75pt;height:36.75pt;z-index:251740160;visibility:visible;mso-wrap-style:square;mso-height-percent:0;mso-wrap-distance-left:9pt;mso-wrap-distance-top:0;mso-wrap-distance-right:9pt;mso-wrap-distance-bottom:0;mso-position-horizontal:absolute;mso-position-horizontal-relative:text;mso-position-vertical:absolute;mso-position-vertical-relative:text;mso-height-percent:0;mso-height-relative:margin;v-text-anchor:top" o:gfxdata="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" fillcolor="white [3201]" strokeweight=".5pt">
+                <v:textbox>
+                  <w:txbxContent>
+                    <w:p>
+                      <w:pPr>
+                        <w:jc w:val="center"/>
+                        <w:rPr>
+                          <w:rFonts w:hint="eastAsia"/>
+                        </w:rPr>
+                      </w:pPr>
+                      <w:proofErr w:type="spellStart"/>
+                      <w:r>
+                        <w:rPr>
+                          <w:rFonts w:hint="eastAsia"/>
+                        </w:rPr>
+                        <w:t>UnityManager</w:t>
+                      </w:r>
+                      <w:proofErr w:type="spellEnd"/>
+                    </w:p>
+                  </w:txbxContent>
+                </v:textbox>
+              </v:shape>
+            </w:pict>
+          </mc:Fallback>
+        </mc:AlternateContent>
+      </w:r>
+      <w:r>
+        <w:rPr>
+          <w:b/>
+          <w:bCs/>
+          <w:noProof/>
+        </w:rPr>
+        <mc:AlternateContent>
+          <mc:Choice Requires="wps">
+            <w:drawing>
+              <wp:anchor distT="0" distB="0" distL="114300" distR="114300" simplePos="0" relativeHeight="251738112" behindDoc="0" locked="0" layoutInCell="1" allowOverlap="1" wp14:anchorId="17B57446" wp14:editId="2178DAB1">
+                <wp:simplePos x="0" y="0"/>
+                <wp:positionH relativeFrom="column">
+                  <wp:posOffset>3914775</wp:posOffset>
+                </wp:positionH>
+                <wp:positionV relativeFrom="paragraph">
+                  <wp:posOffset>12700</wp:posOffset>
+                </wp:positionV>
+                <wp:extent cx="1609725" cy="409575"/>
+                <wp:effectExtent l="0" t="0" r="28575" b="28575"/>
+                <wp:wrapNone/>
+                <wp:docPr id="621881745" name="Text Box 33"/>
+                <wp:cNvGraphicFramePr/>
+                <a:graphic xmlns:a="http://schemas.openxmlformats.org/drawingml/2006/main">
+                  <a:graphicData uri="http://schemas.microsoft.com/office/word/2010/wordprocessingShape">
+                    <wps:wsp>
+                      <wps:cNvSpPr txBox="1"/>
+                      <wps:spPr>
+                        <a:xfrm>
+                          <a:off x="0" y="0"/>
+                          <a:ext cx="1609725" cy="409575"/>
+                        </a:xfrm>
+                        <a:prstGeom prst="rect">
+                          <a:avLst/>
+                        </a:prstGeom>
+                        <a:solidFill>
+                          <a:schemeClr val="lt1"/>
+                        </a:solidFill>
+                        <a:ln w="6350">
+                          <a:solidFill>
+                            <a:prstClr val="black"/>
+                          </a:solidFill>
+                        </a:ln>
+                      </wps:spPr>
+                      <wps:txbx>
+                        <w:txbxContent>
+                          <w:p>
+                            <w:pPr>
+                              <w:jc w:val="center"/>
+                              <w:rPr>
+                                <w:rFonts w:hint="eastAsia"/>
+                              </w:rPr>
+                            </w:pPr>
+                            <w:proofErr w:type="spellStart"/>
+                            <w:r>
+                              <w:rPr>
+                                <w:rFonts w:hint="eastAsia"/>
+                              </w:rPr>
+                              <w:t>LLMManager</w:t>
+                            </w:r>
+                            <w:proofErr w:type="spellEnd"/>
+                          </w:p>
+                        </w:txbxContent>
+                      </wps:txbx>
+                      <wps:bodyPr rot="0" spcFirstLastPara="0" vertOverflow="overflow" horzOverflow="overflow" vert="horz" wrap="square" lIns="91440" tIns="45720" rIns="91440" bIns="45720" numCol="1" spcCol="0" rtlCol="0" fromWordArt="0" anchor="t" anchorCtr="0" forceAA="0" compatLnSpc="1">
+                        <a:prstTxWarp prst="textNoShape">
+                          <a:avLst/>
+                        </a:prstTxWarp>
+                        <a:noAutofit/>
+                      </wps:bodyPr>
+                    </wps:wsp>
+                  </a:graphicData>
+                </a:graphic>
+                <wp14:sizeRelV relativeFrom="margin">
+                  <wp14:pctHeight>0</wp14:pctHeight>
+                </wp14:sizeRelV>
+              </wp:anchor>
+            </w:drawing>
+          </mc:Choice>
+          <mc:Fallback>
+            <w:pict>
+              <v:shape w14:anchorId="17B57446" id="_x0000_s1031" type="#_x0000_t202" style="position:absolute;margin-left:308.25pt;margin-top:1pt;width:126.75pt;height:32.25pt;z-index:251738112;visibility:visible;mso-wrap-style:square;mso-height-percent:0;mso-wrap-distance-left:9pt;mso-wrap-distance-top:0;mso-wrap-distance-right:9pt;mso-wrap-distance-bottom:0;mso-position-horizontal:absolute;mso-position-horizontal-relative:text;mso-position-vertical:absolute;mso-position-vertical-relative:text;mso-height-percent:0;mso-height-relative:margin;v-text-anchor:top" o:gfxdata="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" fillcolor="white [3201]" strokeweight=".5pt">
+                <v:textbox>
+                  <w:txbxContent>
+                    <w:p>
+                      <w:pPr>
+                        <w:jc w:val="center"/>
+                        <w:rPr>
+                          <w:rFonts w:hint="eastAsia"/>
+                        </w:rPr>
+                      </w:pPr>
+                      <w:proofErr w:type="spellStart"/>
+                      <w:r>
+                        <w:rPr>
+                          <w:rFonts w:hint="eastAsia"/>
+                        </w:rPr>
+                        <w:t>LLMManager</w:t>
+                      </w:r>
+                      <w:proofErr w:type="spellEnd"/>
+                    </w:p>
+                  </w:txbxContent>
+                </v:textbox>
+              </v:shape>
+            </w:pict>
+          </mc:Fallback>
+        </mc:AlternateContent>
+      </w:r>
+      <w:r>
+        <w:rPr>
+          <w:b/>
+          <w:bCs/>
+          <w:noProof/>
+        </w:rPr>
+        <mc:AlternateContent>
+          <mc:Choice Requires="wps">
+            <w:drawing>
+              <wp:anchor distT="0" distB="0" distL="114300" distR="114300" simplePos="0" relativeHeight="251736064" behindDoc="0" locked="0" layoutInCell="1" allowOverlap="1" wp14:anchorId="0B89CD2A" wp14:editId="2FF88C39">
+                <wp:simplePos x="0" y="0"/>
+                <wp:positionH relativeFrom="margin">
+                  <wp:align>center</wp:align>
+                </wp:positionH>
+                <wp:positionV relativeFrom="paragraph">
+                  <wp:posOffset>260350</wp:posOffset>
+                </wp:positionV>
+                <wp:extent cx="1609725" cy="438150"/>
+                <wp:effectExtent l="0" t="0" r="28575" b="19050"/>
+                <wp:wrapNone/>
+                <wp:docPr id="1032311592" name="Text Box 33"/>
+                <wp:cNvGraphicFramePr/>
+                <a:graphic xmlns:a="http://schemas.openxmlformats.org/drawingml/2006/main">
+                  <a:graphicData uri="http://schemas.microsoft.com/office/word/2010/wordprocessingShape">
+                    <wps:wsp>
+                      <wps:cNvSpPr txBox="1"/>
+                      <wps:spPr>
+                        <a:xfrm>
+                          <a:off x="0" y="0"/>
+                          <a:ext cx="1609725" cy="438150"/>
+                        </a:xfrm>
+                        <a:prstGeom prst="rect">
+                          <a:avLst/>
+                        </a:prstGeom>
+                        <a:solidFill>
+                          <a:schemeClr val="lt1"/>
+                        </a:solidFill>
+                        <a:ln w="6350">
+                          <a:solidFill>
+                            <a:prstClr val="black"/>
+                          </a:solidFill>
+                        </a:ln>
+                      </wps:spPr>
+                      <wps:txbx>
+                        <w:txbxContent>
+                          <w:p>
+                            <w:pPr>
+                              <w:jc w:val="center"/>
+                              <w:rPr>
+                                <w:rFonts w:hint="eastAsia"/>
+                              </w:rPr>
+                            </w:pPr>
+                            <w:proofErr w:type="spellStart"/>
+                            <w:r>
+                              <w:rPr>
+                                <w:rFonts w:hint="eastAsia"/>
+                              </w:rPr>
+                              <w:t>WUWManager</w:t>
+                            </w:r>
+                            <w:proofErr w:type="spellEnd"/>
+                          </w:p>
+                        </w:txbxContent>
+                      </wps:txbx>
+                      <wps:bodyPr rot="0" spcFirstLastPara="0" vertOverflow="overflow" horzOverflow="overflow" vert="horz" wrap="square" lIns="91440" tIns="45720" rIns="91440" bIns="45720" numCol="1" spcCol="0" rtlCol="0" fromWordArt="0" anchor="t" anchorCtr="0" forceAA="0" compatLnSpc="1">
+                        <a:prstTxWarp prst="textNoShape">
+                          <a:avLst/>
+                        </a:prstTxWarp>
+                        <a:noAutofit/>
+                      </wps:bodyPr>
+                    </wps:wsp>
+                  </a:graphicData>
+                </a:graphic>
+                <wp14:sizeRelV relativeFrom="margin">
+                  <wp14:pctHeight>0</wp14:pctHeight>
+                </wp14:sizeRelV>
+              </wp:anchor>
+            </w:drawing>
+          </mc:Choice>
+          <mc:Fallback>
+            <w:pict>
+              <v:shape w14:anchorId="0B89CD2A" id="_x0000_s1032" type="#_x0000_t202" style="position:absolute;margin-left:0;margin-top:20.5pt;width:126.75pt;height:34.5pt;z-index:251736064;visibility:visible;mso-wrap-style:square;mso-height-percent:0;mso-wrap-distance-left:9pt;mso-wrap-distance-top:0;mso-wrap-distance-right:9pt;mso-wrap-distance-bottom:0;mso-position-horizontal:center;mso-position-horizontal-relative:margin;mso-position-vertical:absolute;mso-position-vertical-relative:text;mso-height-percent:0;mso-height-relative:margin;v-text-anchor:top" o:gfxdata="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" fillcolor="white [3201]" strokeweight=".5pt">
+                <v:textbox>
+                  <w:txbxContent>
+                    <w:p>
+                      <w:pPr>
+                        <w:jc w:val="center"/>
+                        <w:rPr>
+                          <w:rFonts w:hint="eastAsia"/>
+                        </w:rPr>
+                      </w:pPr>
+                      <w:proofErr w:type="spellStart"/>
+                      <w:r>
+                        <w:rPr>
+                          <w:rFonts w:hint="eastAsia"/>
+                        </w:rPr>
+                        <w:t>WUWManager</w:t>
+                      </w:r>
+                      <w:proofErr w:type="spellEnd"/>
+                    </w:p>
+                  </w:txbxContent>
+                </v:textbox>
+                <w10:wrap anchorx="margin"/>
+              </v:shape>
+            </w:pict>
+          </mc:Fallback>
+        </mc:AlternateContent>
+      </w:r>
+    </w:p>
+    <w:p>
+      <w:pPr>
+        <w:rPr>
+          <w:b/>
+          <w:bCs/>
+        </w:rPr>
+      </w:pPr>
+    </w:p>
+    <w:p>
+      <w:pPr>
+        <w:rPr>
+          <w:b/>
+          <w:bCs/>
+        </w:rPr>
+      </w:pPr>
+    </w:p>
+    <w:p>
+      <w:pPr>
+        <w:rPr>
+          <w:b/>
+          <w:bCs/>
+        </w:rPr>
+      </w:pPr>
+    </w:p>
+    <w:p>
+      <w:pPr>
+        <w:rPr>
+          <w:b/>
+          <w:bCs/>
+        </w:rPr>
+      </w:pPr>
+    </w:p>
+    <w:p>
+      <w:pPr>
+        <w:rPr>
+          <w:b/>
+          <w:bCs/>
+        </w:rPr>
+      </w:pPr>
+    </w:p>
+    <w:p>
+      <w:pPr>
+        <w:rPr>
+          <w:b/>
+          <w:bCs/>
+        </w:rPr>
+      </w:pPr>
+    </w:p>
+    <w:p>
+      <w:pPr>
+        <w:rPr>
+          <w:b/>
+          <w:bCs/>
+        </w:rPr>
+      </w:pPr>
+    </w:p>
+    <w:p>
+      <w:pPr>
+        <w:rPr>
+          <w:b/>
+          <w:bCs/>
+        </w:rPr>
+      </w:pPr>
+    </w:p>
+    <w:p>
+      <w:pPr>
+        <w:rPr>
+          <w:b/>
+          <w:bCs/>
+        </w:rPr>
+      </w:pPr>
+    </w:p>
+    <w:p>
+      <w:pPr>
+        <w:rPr>
+          <w:b/>
+          <w:bCs/>
+        </w:rPr>
+      </w:pPr>
+    </w:p>
+    <w:p>
+      <w:pPr>
+        <w:rPr>
+          <w:b/>
+          <w:bCs/>
+        </w:rPr>
+      </w:pPr>
+    </w:p>
+    <w:p>
+      <w:pPr>
+        <w:rPr>
+          <w:b/>
+          <w:bCs/>
+        </w:rPr>
+      </w:pPr>
+    </w:p>
+    <w:p>
+      <w:pPr>
+        <w:rPr>
+          <w:b/>
+          <w:bCs/>
+        </w:rPr>
+      </w:pPr>
+    </w:p>
+    <w:p>
+      <w:pPr>
+        <w:rPr>
+          <w:b/>
+          <w:bCs/>
+        </w:rPr>
+      </w:pPr>
+    </w:p>
+    <w:p>
+      <w:pPr>
+        <w:rPr>
+          <w:b/>
+          <w:bCs/>
+        </w:rPr>
+      </w:pPr>
+    </w:p>
+    <w:p>
+      <w:pPr>
+        <w:rPr>
+          <w:b/>
+          <w:bCs/>
+        </w:rPr>
+      </w:pPr>
+      <w:proofErr w:type="spellStart"/>
+      <w:r>
+        <w:rPr>
+          <w:rFonts w:hint="eastAsia"/>
+          <w:b/>
+          <w:bCs/>
+        </w:rPr>
+        <w:lastRenderedPageBreak/>
         <w:t>LLMManager.kt</w:t>
       </w:r>
       <w:proofErr w:type="spellEnd"/>
@@ -515,11 +1954,7 @@
           </mc:Choice>
           <mc:Fallback>
             <w:pict>
-              <v:shapetype w14:anchorId="3E2E0DDF" id="_x0000_t202" coordsize="21600,21600" o:spt="202" path="m,l,21600r21600,l21600,xe">
-                <v:stroke joinstyle="miter"/>
-                <v:path gradientshapeok="t" o:connecttype="rect"/>
-              </v:shapetype>
-              <v:shape id="텍스트 상자 2" o:spid="_x0000_s1026" type="#_x0000_t202" style="position:absolute;margin-left:51.75pt;margin-top:13.2pt;width:309pt;height:110.6pt;z-index:251659264;visibility:visible;mso-wrap-style:square;mso-width-percent:0;mso-height-percent:200;mso-wrap-distance-left:9pt;mso-wrap-distance-top:3.6pt;mso-wrap-distance-right:9pt;mso-wrap-distance-bottom:3.6pt;mso-position-horizontal:absolute;mso-position-horizontal-relative:text;mso-position-vertical:absolute;mso-position-vertical-relative:text;mso-width-percent:0;mso-height-percent:200;mso-width-relative:margin;mso-height-relative:margin;v-text-anchor:top" o:gfxdata="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">
+              <v:shape w14:anchorId="3E2E0DDF" id="텍스트 상자 2" o:spid="_x0000_s1033" type="#_x0000_t202" style="position:absolute;margin-left:51.75pt;margin-top:13.2pt;width:309pt;height:110.6pt;z-index:251659264;visibility:visible;mso-wrap-style:square;mso-width-percent:0;mso-height-percent:200;mso-wrap-distance-left:9pt;mso-wrap-distance-top:3.6pt;mso-wrap-distance-right:9pt;mso-wrap-distance-bottom:3.6pt;mso-position-horizontal:absolute;mso-position-horizontal-relative:text;mso-position-vertical:absolute;mso-position-vertical-relative:text;mso-width-percent:0;mso-height-percent:200;mso-width-relative:margin;mso-height-relative:margin;v-text-anchor:top" o:gfxdata="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">
                 <v:textbox style="mso-fit-shape-to-text:t">
                   <w:txbxContent>
                     <w:p>
@@ -828,7 +2263,7 @@
           </mc:Choice>
           <mc:Fallback>
             <w:pict>
-              <v:shape w14:anchorId="716805CD" id="_x0000_s1027" type="#_x0000_t202" style="position:absolute;margin-left:54.75pt;margin-top:3.2pt;width:393pt;height:110.6pt;z-index:251661312;visibility:visible;mso-wrap-style:square;mso-width-percent:0;mso-height-percent:200;mso-wrap-distance-left:9pt;mso-wrap-distance-top:3.6pt;mso-wrap-distance-right:9pt;mso-wrap-distance-bottom:3.6pt;mso-position-horizontal:absolute;mso-position-horizontal-relative:margin;mso-position-vertical:absolute;mso-position-vertical-relative:text;mso-width-percent:0;mso-height-percent:200;mso-width-relative:margin;mso-height-relative:margin;v-text-anchor:top" o:gfxdata="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">
+              <v:shape w14:anchorId="716805CD" id="_x0000_s1034" type="#_x0000_t202" style="position:absolute;margin-left:54.75pt;margin-top:3.2pt;width:393pt;height:110.6pt;z-index:251661312;visibility:visible;mso-wrap-style:square;mso-width-percent:0;mso-height-percent:200;mso-wrap-distance-left:9pt;mso-wrap-distance-top:3.6pt;mso-wrap-distance-right:9pt;mso-wrap-distance-bottom:3.6pt;mso-position-horizontal:absolute;mso-position-horizontal-relative:margin;mso-position-vertical:absolute;mso-position-vertical-relative:text;mso-width-percent:0;mso-height-percent:200;mso-width-relative:margin;mso-height-relative:margin;v-text-anchor:top" o:gfxdata="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">
                 <v:textbox style="mso-fit-shape-to-text:t">
                   <w:txbxContent>
                     <w:p>
@@ -1264,7 +2699,7 @@
           </mc:Choice>
           <mc:Fallback>
             <w:pict>
-              <v:shape w14:anchorId="029DAD8D" id="_x0000_s1028" type="#_x0000_t202" style="position:absolute;margin-left:12pt;margin-top:2.85pt;width:393pt;height:110.6pt;z-index:251663360;visibility:visible;mso-wrap-style:square;mso-width-percent:0;mso-height-percent:200;mso-wrap-distance-left:9pt;mso-wrap-distance-top:3.6pt;mso-wrap-distance-right:9pt;mso-wrap-distance-bottom:3.6pt;mso-position-horizontal:absolute;mso-position-horizontal-relative:margin;mso-position-vertical:absolute;mso-position-vertical-relative:text;mso-width-percent:0;mso-height-percent:200;mso-width-relative:margin;mso-height-relative:margin;v-text-anchor:top" o:gfxdata="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">
+              <v:shape w14:anchorId="029DAD8D" id="_x0000_s1035" type="#_x0000_t202" style="position:absolute;margin-left:12pt;margin-top:2.85pt;width:393pt;height:110.6pt;z-index:251663360;visibility:visible;mso-wrap-style:square;mso-width-percent:0;mso-height-percent:200;mso-wrap-distance-left:9pt;mso-wrap-distance-top:3.6pt;mso-wrap-distance-right:9pt;mso-wrap-distance-bottom:3.6pt;mso-position-horizontal:absolute;mso-position-horizontal-relative:margin;mso-position-vertical:absolute;mso-position-vertical-relative:text;mso-width-percent:0;mso-height-percent:200;mso-width-relative:margin;mso-height-relative:margin;v-text-anchor:top" o:gfxdata="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">
                 <v:textbox style="mso-fit-shape-to-text:t">
                   <w:txbxContent>
                     <w:p>
@@ -1584,7 +3019,7 @@
           </mc:Choice>
           <mc:Fallback>
             <w:pict>
-              <v:shape w14:anchorId="063E2A8D" id="_x0000_s1029" type="#_x0000_t202" style="position:absolute;margin-left:0;margin-top:30.6pt;width:393pt;height:110.6pt;z-index:251669504;visibility:visible;mso-wrap-style:square;mso-width-percent:0;mso-height-percent:200;mso-wrap-distance-left:9pt;mso-wrap-distance-top:3.6pt;mso-wrap-distance-right:9pt;mso-wrap-distance-bottom:3.6pt;mso-position-horizontal:absolute;mso-position-horizontal-relative:margin;mso-position-vertical:absolute;mso-position-vertical-relative:text;mso-width-percent:0;mso-height-percent:200;mso-width-relative:margin;mso-height-relative:margin;v-text-anchor:top" o:gfxdata="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">
+              <v:shape w14:anchorId="063E2A8D" id="_x0000_s1036" type="#_x0000_t202" style="position:absolute;margin-left:0;margin-top:30.6pt;width:393pt;height:110.6pt;z-index:251669504;visibility:visible;mso-wrap-style:square;mso-width-percent:0;mso-height-percent:200;mso-wrap-distance-left:9pt;mso-wrap-distance-top:3.6pt;mso-wrap-distance-right:9pt;mso-wrap-distance-bottom:3.6pt;mso-position-horizontal:absolute;mso-position-horizontal-relative:margin;mso-position-vertical:absolute;mso-position-vertical-relative:text;mso-width-percent:0;mso-height-percent:200;mso-width-relative:margin;mso-height-relative:margin;v-text-anchor:top" o:gfxdata="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">
                 <v:textbox style="mso-fit-shape-to-text:t">
                   <w:txbxContent>
                     <w:p>
@@ -1720,10 +3155,18 @@
     </w:p>
     <w:p/>
     <w:p>
-      <w:r>
+      <w:pPr>
         <w:rPr>
           <w:rFonts w:hint="eastAsia"/>
         </w:rPr>
+      </w:pPr>
+    </w:p>
+    <w:p>
+      <w:r>
+        <w:rPr>
+          <w:rFonts w:hint="eastAsia"/>
+        </w:rPr>
+        <w:lastRenderedPageBreak/>
         <w:t>7</w:t>
       </w:r>
       <w:r>
@@ -1733,7 +3176,6 @@
     <w:p>
       <w:proofErr w:type="spellStart"/>
       <w:r>
-        <w:lastRenderedPageBreak/>
         <w:t>LLMManager</w:t>
       </w:r>
       <w:proofErr w:type="spellEnd"/>
@@ -1974,7 +3416,7 @@
           </mc:Choice>
           <mc:Fallback>
             <w:pict>
-              <v:shape w14:anchorId="19396FEA" id="_x0000_s1030" type="#_x0000_t202" style="position:absolute;margin-left:0;margin-top:30.55pt;width:393pt;height:110.6pt;z-index:251665408;visibility:visible;mso-wrap-style:square;mso-width-percent:0;mso-height-percent:200;mso-wrap-distance-left:9pt;mso-wrap-distance-top:3.6pt;mso-wrap-distance-right:9pt;mso-wrap-distance-bottom:3.6pt;mso-position-horizontal:absolute;mso-position-horizontal-relative:margin;mso-position-vertical:absolute;mso-position-vertical-relative:text;mso-width-percent:0;mso-height-percent:200;mso-width-relative:margin;mso-height-relative:margin;v-text-anchor:top" o:gfxdata="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">
+              <v:shape w14:anchorId="19396FEA" id="_x0000_s1037" type="#_x0000_t202" style="position:absolute;margin-left:0;margin-top:30.55pt;width:393pt;height:110.6pt;z-index:251665408;visibility:visible;mso-wrap-style:square;mso-width-percent:0;mso-height-percent:200;mso-wrap-distance-left:9pt;mso-wrap-distance-top:3.6pt;mso-wrap-distance-right:9pt;mso-wrap-distance-bottom:3.6pt;mso-position-horizontal:absolute;mso-position-horizontal-relative:margin;mso-position-vertical:absolute;mso-position-vertical-relative:text;mso-width-percent:0;mso-height-percent:200;mso-width-relative:margin;mso-height-relative:margin;v-text-anchor:top" o:gfxdata="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">
                 <v:textbox style="mso-fit-shape-to-text:t">
                   <w:txbxContent>
                     <w:p>
@@ -2250,7 +3692,7 @@
           </mc:Choice>
           <mc:Fallback>
             <w:pict>
-              <v:shape w14:anchorId="792DD350" id="_x0000_s1031" type="#_x0000_t202" style="position:absolute;margin-left:0;margin-top:1.4pt;width:393pt;height:110.6pt;z-index:251667456;visibility:visible;mso-wrap-style:square;mso-width-percent:0;mso-height-percent:200;mso-wrap-distance-left:9pt;mso-wrap-distance-top:3.6pt;mso-wrap-distance-right:9pt;mso-wrap-distance-bottom:3.6pt;mso-position-horizontal:left;mso-position-horizontal-relative:margin;mso-position-vertical:absolute;mso-position-vertical-relative:text;mso-width-percent:0;mso-height-percent:200;mso-width-relative:margin;mso-height-relative:margin;v-text-anchor:top" o:gfxdata="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">
+              <v:shape w14:anchorId="792DD350" id="_x0000_s1038" type="#_x0000_t202" style="position:absolute;margin-left:0;margin-top:1.4pt;width:393pt;height:110.6pt;z-index:251667456;visibility:visible;mso-wrap-style:square;mso-width-percent:0;mso-height-percent:200;mso-wrap-distance-left:9pt;mso-wrap-distance-top:3.6pt;mso-wrap-distance-right:9pt;mso-wrap-distance-bottom:3.6pt;mso-position-horizontal:left;mso-position-horizontal-relative:margin;mso-position-vertical:absolute;mso-position-vertical-relative:text;mso-width-percent:0;mso-height-percent:200;mso-width-relative:margin;mso-height-relative:margin;v-text-anchor:top" o:gfxdata="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">
                 <v:textbox style="mso-fit-shape-to-text:t">
                   <w:txbxContent>
                     <w:p>
@@ -2314,7 +3756,6 @@
     <w:p/>
     <w:p/>
     <w:p/>
-    <w:p/>
     <w:p>
       <w:pPr>
         <w:rPr>
@@ -2689,11 +4130,6 @@
     <w:p/>
     <w:p/>
     <w:p>
-      <w:pPr>
-        <w:rPr>
-          <w:rFonts w:hint="eastAsia"/>
-        </w:rPr>
-      </w:pPr>
       <w:r>
         <w:lastRenderedPageBreak/>
         <w:t>3. 초기화 방법</w:t>
@@ -2822,7 +4258,7 @@
           </mc:Choice>
           <mc:Fallback>
             <w:pict>
-              <v:shape w14:anchorId="474D50D8" id="_x0000_s1032" type="#_x0000_t202" style="position:absolute;margin-left:0;margin-top:30.6pt;width:393pt;height:110.6pt;z-index:251671552;visibility:visible;mso-wrap-style:square;mso-width-percent:0;mso-height-percent:200;mso-wrap-distance-left:9pt;mso-wrap-distance-top:3.6pt;mso-wrap-distance-right:9pt;mso-wrap-distance-bottom:3.6pt;mso-position-horizontal:absolute;mso-position-horizontal-relative:margin;mso-position-vertical:absolute;mso-position-vertical-relative:text;mso-width-percent:0;mso-height-percent:200;mso-width-relative:margin;mso-height-relative:margin;v-text-anchor:top" o:gfxdata="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">
+              <v:shape w14:anchorId="474D50D8" id="_x0000_s1039" type="#_x0000_t202" style="position:absolute;margin-left:0;margin-top:30.6pt;width:393pt;height:110.6pt;z-index:251671552;visibility:visible;mso-wrap-style:square;mso-width-percent:0;mso-height-percent:200;mso-wrap-distance-left:9pt;mso-wrap-distance-top:3.6pt;mso-wrap-distance-right:9pt;mso-wrap-distance-bottom:3.6pt;mso-position-horizontal:absolute;mso-position-horizontal-relative:margin;mso-position-vertical:absolute;mso-position-vertical-relative:text;mso-width-percent:0;mso-height-percent:200;mso-width-relative:margin;mso-height-relative:margin;v-text-anchor:top" o:gfxdata="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">
                 <v:textbox style="mso-fit-shape-to-text:t">
                   <w:txbxContent>
                     <w:p>
@@ -2931,13 +4367,7 @@
       </w:r>
       <w:proofErr w:type="spellEnd"/>
     </w:p>
-    <w:p>
-      <w:pPr>
-        <w:rPr>
-          <w:rFonts w:hint="eastAsia"/>
-        </w:rPr>
-      </w:pPr>
-    </w:p>
+    <w:p/>
     <w:p>
       <w:r>
         <w:t xml:space="preserve">4. </w:t>
@@ -3243,7 +4673,7 @@
           </mc:Choice>
           <mc:Fallback>
             <w:pict>
-              <v:shape w14:anchorId="7A54F367" id="_x0000_s1033" type="#_x0000_t202" style="position:absolute;margin-left:0;margin-top:30.55pt;width:393pt;height:110.6pt;z-index:251673600;visibility:visible;mso-wrap-style:square;mso-width-percent:0;mso-height-percent:200;mso-wrap-distance-left:9pt;mso-wrap-distance-top:3.6pt;mso-wrap-distance-right:9pt;mso-wrap-distance-bottom:3.6pt;mso-position-horizontal:absolute;mso-position-horizontal-relative:margin;mso-position-vertical:absolute;mso-position-vertical-relative:text;mso-width-percent:0;mso-height-percent:200;mso-width-relative:margin;mso-height-relative:margin;v-text-anchor:top" o:gfxdata="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">
+              <v:shape w14:anchorId="7A54F367" id="_x0000_s1040" type="#_x0000_t202" style="position:absolute;margin-left:0;margin-top:30.55pt;width:393pt;height:110.6pt;z-index:251673600;visibility:visible;mso-wrap-style:square;mso-width-percent:0;mso-height-percent:200;mso-wrap-distance-left:9pt;mso-wrap-distance-top:3.6pt;mso-wrap-distance-right:9pt;mso-wrap-distance-bottom:3.6pt;mso-position-horizontal:absolute;mso-position-horizontal-relative:margin;mso-position-vertical:absolute;mso-position-vertical-relative:text;mso-width-percent:0;mso-height-percent:200;mso-width-relative:margin;mso-height-relative:margin;v-text-anchor:top" o:gfxdata="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">
                 <v:textbox style="mso-fit-shape-to-text:t">
                   <w:txbxContent>
                     <w:p>
@@ -3609,11 +5039,6 @@
     <w:p/>
     <w:p/>
     <w:p>
-      <w:pPr>
-        <w:rPr>
-          <w:rFonts w:hint="eastAsia"/>
-        </w:rPr>
-      </w:pPr>
       <w:r>
         <w:lastRenderedPageBreak/>
         <w:t>5. 음성 인식 제어</w:t>
@@ -3729,7 +5154,7 @@
           </mc:Choice>
           <mc:Fallback>
             <w:pict>
-              <v:shape w14:anchorId="1526D099" id="_x0000_s1034" type="#_x0000_t202" style="position:absolute;margin-left:0;margin-top:30.6pt;width:393pt;height:110.6pt;z-index:251675648;visibility:visible;mso-wrap-style:square;mso-width-percent:0;mso-height-percent:200;mso-wrap-distance-left:9pt;mso-wrap-distance-top:3.6pt;mso-wrap-distance-right:9pt;mso-wrap-distance-bottom:3.6pt;mso-position-horizontal:absolute;mso-position-horizontal-relative:margin;mso-position-vertical:absolute;mso-position-vertical-relative:text;mso-width-percent:0;mso-height-percent:200;mso-width-relative:margin;mso-height-relative:margin;v-text-anchor:top" o:gfxdata="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">
+              <v:shape w14:anchorId="1526D099" id="_x0000_s1041" type="#_x0000_t202" style="position:absolute;margin-left:0;margin-top:30.6pt;width:393pt;height:110.6pt;z-index:251675648;visibility:visible;mso-wrap-style:square;mso-width-percent:0;mso-height-percent:200;mso-wrap-distance-left:9pt;mso-wrap-distance-top:3.6pt;mso-wrap-distance-right:9pt;mso-wrap-distance-bottom:3.6pt;mso-position-horizontal:absolute;mso-position-horizontal-relative:margin;mso-position-vertical:absolute;mso-position-vertical-relative:text;mso-width-percent:0;mso-height-percent:200;mso-width-relative:margin;mso-height-relative:margin;v-text-anchor:top" o:gfxdata="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">
                 <v:textbox style="mso-fit-shape-to-text:t">
                   <w:txbxContent>
                     <w:p>
@@ -4064,7 +5489,7 @@
           </mc:Choice>
           <mc:Fallback>
             <w:pict>
-              <v:shape w14:anchorId="6ED17D4D" id="_x0000_s1035" type="#_x0000_t202" style="position:absolute;margin-left:0;margin-top:30.6pt;width:393pt;height:110.6pt;z-index:251677696;visibility:visible;mso-wrap-style:square;mso-width-percent:0;mso-height-percent:200;mso-wrap-distance-left:9pt;mso-wrap-distance-top:3.6pt;mso-wrap-distance-right:9pt;mso-wrap-distance-bottom:3.6pt;mso-position-horizontal:absolute;mso-position-horizontal-relative:margin;mso-position-vertical:absolute;mso-position-vertical-relative:text;mso-width-percent:0;mso-height-percent:200;mso-width-relative:margin;mso-height-relative:margin;v-text-anchor:top" o:gfxdata="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">
+              <v:shape w14:anchorId="6ED17D4D" id="_x0000_s1042" type="#_x0000_t202" style="position:absolute;margin-left:0;margin-top:30.6pt;width:393pt;height:110.6pt;z-index:251677696;visibility:visible;mso-wrap-style:square;mso-width-percent:0;mso-height-percent:200;mso-wrap-distance-left:9pt;mso-wrap-distance-top:3.6pt;mso-wrap-distance-right:9pt;mso-wrap-distance-bottom:3.6pt;mso-position-horizontal:absolute;mso-position-horizontal-relative:margin;mso-position-vertical:absolute;mso-position-vertical-relative:text;mso-width-percent:0;mso-height-percent:200;mso-width-relative:margin;mso-height-relative:margin;v-text-anchor:top" o:gfxdata="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">
                 <v:textbox style="mso-fit-shape-to-text:t">
                   <w:txbxContent>
                     <w:p>
@@ -4260,13 +5685,7 @@
         </mc:AlternateContent>
       </w:r>
     </w:p>
-    <w:p>
-      <w:pPr>
-        <w:rPr>
-          <w:rFonts w:hint="eastAsia"/>
-        </w:rPr>
-      </w:pPr>
-    </w:p>
+    <w:p/>
     <w:p/>
     <w:p/>
     <w:p/>
@@ -4370,7 +5789,7 @@
           </mc:Choice>
           <mc:Fallback>
             <w:pict>
-              <v:shape w14:anchorId="6FC935B7" id="_x0000_s1036" type="#_x0000_t202" style="position:absolute;margin-left:0;margin-top:30.6pt;width:393pt;height:110.6pt;z-index:251679744;visibility:visible;mso-wrap-style:square;mso-width-percent:0;mso-height-percent:200;mso-wrap-distance-left:9pt;mso-wrap-distance-top:3.6pt;mso-wrap-distance-right:9pt;mso-wrap-distance-bottom:3.6pt;mso-position-horizontal:absolute;mso-position-horizontal-relative:margin;mso-position-vertical:absolute;mso-position-vertical-relative:text;mso-width-percent:0;mso-height-percent:200;mso-width-relative:margin;mso-height-relative:margin;v-text-anchor:top" o:gfxdata="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">
+              <v:shape w14:anchorId="6FC935B7" id="_x0000_s1043" type="#_x0000_t202" style="position:absolute;margin-left:0;margin-top:30.6pt;width:393pt;height:110.6pt;z-index:251679744;visibility:visible;mso-wrap-style:square;mso-width-percent:0;mso-height-percent:200;mso-wrap-distance-left:9pt;mso-wrap-distance-top:3.6pt;mso-wrap-distance-right:9pt;mso-wrap-distance-bottom:3.6pt;mso-position-horizontal:absolute;mso-position-horizontal-relative:margin;mso-position-vertical:absolute;mso-position-vertical-relative:text;mso-width-percent:0;mso-height-percent:200;mso-width-relative:margin;mso-height-relative:margin;v-text-anchor:top" o:gfxdata="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">
                 <v:textbox style="mso-fit-shape-to-text:t">
                   <w:txbxContent>
                     <w:p>
@@ -5036,11 +6455,6 @@
       </w:r>
     </w:p>
     <w:p>
-      <w:pPr>
-        <w:rPr>
-          <w:rFonts w:hint="eastAsia"/>
-        </w:rPr>
-      </w:pPr>
       <w:r>
         <w:lastRenderedPageBreak/>
         <w:t>3. 초기화 방법</w:t>
@@ -5098,9 +6512,6 @@
                           <w:p>
                             <w:pPr>
                               <w:jc w:val="center"/>
-                              <w:rPr>
-                                <w:rFonts w:hint="eastAsia"/>
-                              </w:rPr>
                             </w:pPr>
                             <w:proofErr w:type="spellStart"/>
                             <w:r>
@@ -5167,15 +6578,12 @@
           </mc:Choice>
           <mc:Fallback>
             <w:pict>
-              <v:shape w14:anchorId="613C83E0" id="_x0000_s1037" type="#_x0000_t202" style="position:absolute;margin-left:0;margin-top:30.6pt;width:393pt;height:110.6pt;z-index:251681792;visibility:visible;mso-wrap-style:square;mso-width-percent:0;mso-height-percent:200;mso-wrap-distance-left:9pt;mso-wrap-distance-top:3.6pt;mso-wrap-distance-right:9pt;mso-wrap-distance-bottom:3.6pt;mso-position-horizontal:absolute;mso-position-horizontal-relative:margin;mso-position-vertical:absolute;mso-position-vertical-relative:text;mso-width-percent:0;mso-height-percent:200;mso-width-relative:margin;mso-height-relative:margin;v-text-anchor:top" o:gfxdata="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">
+              <v:shape w14:anchorId="613C83E0" id="_x0000_s1044" type="#_x0000_t202" style="position:absolute;margin-left:0;margin-top:30.6pt;width:393pt;height:110.6pt;z-index:251681792;visibility:visible;mso-wrap-style:square;mso-width-percent:0;mso-height-percent:200;mso-wrap-distance-left:9pt;mso-wrap-distance-top:3.6pt;mso-wrap-distance-right:9pt;mso-wrap-distance-bottom:3.6pt;mso-position-horizontal:absolute;mso-position-horizontal-relative:margin;mso-position-vertical:absolute;mso-position-vertical-relative:text;mso-width-percent:0;mso-height-percent:200;mso-width-relative:margin;mso-height-relative:margin;v-text-anchor:top" o:gfxdata="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">
                 <v:textbox style="mso-fit-shape-to-text:t">
                   <w:txbxContent>
                     <w:p>
                       <w:pPr>
                         <w:jc w:val="center"/>
-                        <w:rPr>
-                          <w:rFonts w:hint="eastAsia"/>
-                        </w:rPr>
                       </w:pPr>
                       <w:proofErr w:type="spellStart"/>
                       <w:r>
@@ -5276,11 +6684,6 @@
     </w:p>
     <w:p/>
     <w:p>
-      <w:pPr>
-        <w:rPr>
-          <w:rFonts w:hint="eastAsia"/>
-        </w:rPr>
-      </w:pPr>
       <w:r>
         <w:t xml:space="preserve">4. </w:t>
       </w:r>
@@ -5587,7 +6990,7 @@
           </mc:Choice>
           <mc:Fallback>
             <w:pict>
-              <v:shape w14:anchorId="638D0D7E" id="_x0000_s1038" type="#_x0000_t202" style="position:absolute;margin-left:0;margin-top:30.6pt;width:393pt;height:110.6pt;z-index:251687936;visibility:visible;mso-wrap-style:square;mso-width-percent:0;mso-height-percent:200;mso-wrap-distance-left:9pt;mso-wrap-distance-top:3.6pt;mso-wrap-distance-right:9pt;mso-wrap-distance-bottom:3.6pt;mso-position-horizontal:absolute;mso-position-horizontal-relative:margin;mso-position-vertical:absolute;mso-position-vertical-relative:text;mso-width-percent:0;mso-height-percent:200;mso-width-relative:margin;mso-height-relative:margin;v-text-anchor:top" o:gfxdata="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">
+              <v:shape w14:anchorId="638D0D7E" id="_x0000_s1045" type="#_x0000_t202" style="position:absolute;margin-left:0;margin-top:30.6pt;width:393pt;height:110.6pt;z-index:251687936;visibility:visible;mso-wrap-style:square;mso-width-percent:0;mso-height-percent:200;mso-wrap-distance-left:9pt;mso-wrap-distance-top:3.6pt;mso-wrap-distance-right:9pt;mso-wrap-distance-bottom:3.6pt;mso-position-horizontal:absolute;mso-position-horizontal-relative:margin;mso-position-vertical:absolute;mso-position-vertical-relative:text;mso-width-percent:0;mso-height-percent:200;mso-width-relative:margin;mso-height-relative:margin;v-text-anchor:top" o:gfxdata="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">
                 <v:textbox style="mso-fit-shape-to-text:t">
                   <w:txbxContent>
                     <w:p>
@@ -5923,24 +7326,13 @@
     <w:p/>
     <w:p/>
     <w:p/>
-    <w:p>
-      <w:pPr>
-        <w:rPr>
-          <w:rFonts w:hint="eastAsia"/>
-        </w:rPr>
-      </w:pPr>
-    </w:p>
+    <w:p/>
     <w:p>
       <w:r>
         <w:t>6. 상태 관리</w:t>
       </w:r>
     </w:p>
     <w:p>
-      <w:pPr>
-        <w:rPr>
-          <w:rFonts w:hint="eastAsia"/>
-        </w:rPr>
-      </w:pPr>
       <w:proofErr w:type="spellStart"/>
       <w:r>
         <w:t>ttsState</w:t>
@@ -6210,7 +7602,7 @@
           </mc:Choice>
           <mc:Fallback>
             <w:pict>
-              <v:shape w14:anchorId="01B9646A" id="_x0000_s1039" type="#_x0000_t202" style="position:absolute;margin-left:0;margin-top:30.55pt;width:393pt;height:110.6pt;z-index:251689984;visibility:visible;mso-wrap-style:square;mso-width-percent:0;mso-height-percent:200;mso-wrap-distance-left:9pt;mso-wrap-distance-top:3.6pt;mso-wrap-distance-right:9pt;mso-wrap-distance-bottom:3.6pt;mso-position-horizontal:absolute;mso-position-horizontal-relative:margin;mso-position-vertical:absolute;mso-position-vertical-relative:text;mso-width-percent:0;mso-height-percent:200;mso-width-relative:margin;mso-height-relative:margin;v-text-anchor:top" o:gfxdata="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">
+              <v:shape w14:anchorId="01B9646A" id="_x0000_s1046" type="#_x0000_t202" style="position:absolute;margin-left:0;margin-top:30.55pt;width:393pt;height:110.6pt;z-index:251689984;visibility:visible;mso-wrap-style:square;mso-width-percent:0;mso-height-percent:200;mso-wrap-distance-left:9pt;mso-wrap-distance-top:3.6pt;mso-wrap-distance-right:9pt;mso-wrap-distance-bottom:3.6pt;mso-position-horizontal:absolute;mso-position-horizontal-relative:margin;mso-position-vertical:absolute;mso-position-vertical-relative:text;mso-width-percent:0;mso-height-percent:200;mso-width-relative:margin;mso-height-relative:margin;v-text-anchor:top" o:gfxdata="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">
                 <v:textbox style="mso-fit-shape-to-text:t">
                   <w:txbxContent>
                     <w:p>
@@ -6408,13 +7800,7 @@
     </w:p>
     <w:p/>
     <w:p/>
-    <w:p>
-      <w:pPr>
-        <w:rPr>
-          <w:rFonts w:hint="eastAsia"/>
-        </w:rPr>
-      </w:pPr>
-    </w:p>
+    <w:p/>
     <w:p/>
     <w:p/>
     <w:p/>
@@ -6521,7 +7907,7 @@
           </mc:Choice>
           <mc:Fallback>
             <w:pict>
-              <v:shape w14:anchorId="1DB9D622" id="_x0000_s1040" type="#_x0000_t202" style="position:absolute;margin-left:0;margin-top:27.05pt;width:393pt;height:110.6pt;z-index:251692032;visibility:visible;mso-wrap-style:square;mso-width-percent:0;mso-height-percent:200;mso-wrap-distance-left:9pt;mso-wrap-distance-top:3.6pt;mso-wrap-distance-right:9pt;mso-wrap-distance-bottom:3.6pt;mso-position-horizontal:absolute;mso-position-horizontal-relative:margin;mso-position-vertical:absolute;mso-position-vertical-relative:text;mso-width-percent:0;mso-height-percent:200;mso-width-relative:margin;mso-height-relative:margin;v-text-anchor:top" o:gfxdata="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">
+              <v:shape w14:anchorId="1DB9D622" id="_x0000_s1047" type="#_x0000_t202" style="position:absolute;margin-left:0;margin-top:27.05pt;width:393pt;height:110.6pt;z-index:251692032;visibility:visible;mso-wrap-style:square;mso-width-percent:0;mso-height-percent:200;mso-wrap-distance-left:9pt;mso-wrap-distance-top:3.6pt;mso-wrap-distance-right:9pt;mso-wrap-distance-bottom:3.6pt;mso-position-horizontal:absolute;mso-position-horizontal-relative:margin;mso-position-vertical:absolute;mso-position-vertical-relative:text;mso-width-percent:0;mso-height-percent:200;mso-width-relative:margin;mso-height-relative:margin;v-text-anchor:top" o:gfxdata="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">
                 <v:textbox style="mso-fit-shape-to-text:t">
                   <w:txbxContent>
                     <w:p>
@@ -7183,11 +8569,6 @@
     </w:p>
     <w:p/>
     <w:p>
-      <w:pPr>
-        <w:rPr>
-          <w:rFonts w:hint="eastAsia"/>
-        </w:rPr>
-      </w:pPr>
       <w:r>
         <w:t>3. 초기화 방법</w:t>
       </w:r>
@@ -7307,7 +8688,7 @@
           </mc:Choice>
           <mc:Fallback>
             <w:pict>
-              <v:shape w14:anchorId="464DA058" id="_x0000_s1041" type="#_x0000_t202" style="position:absolute;margin-left:0;margin-top:30.55pt;width:393pt;height:110.6pt;z-index:251694080;visibility:visible;mso-wrap-style:square;mso-width-percent:0;mso-height-percent:200;mso-wrap-distance-left:9pt;mso-wrap-distance-top:3.6pt;mso-wrap-distance-right:9pt;mso-wrap-distance-bottom:3.6pt;mso-position-horizontal:absolute;mso-position-horizontal-relative:margin;mso-position-vertical:absolute;mso-position-vertical-relative:text;mso-width-percent:0;mso-height-percent:200;mso-width-relative:margin;mso-height-relative:margin;v-text-anchor:top" o:gfxdata="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">
+              <v:shape w14:anchorId="464DA058" id="_x0000_s1048" type="#_x0000_t202" style="position:absolute;margin-left:0;margin-top:30.55pt;width:393pt;height:110.6pt;z-index:251694080;visibility:visible;mso-wrap-style:square;mso-width-percent:0;mso-height-percent:200;mso-wrap-distance-left:9pt;mso-wrap-distance-top:3.6pt;mso-wrap-distance-right:9pt;mso-wrap-distance-bottom:3.6pt;mso-position-horizontal:absolute;mso-position-horizontal-relative:margin;mso-position-vertical:absolute;mso-position-vertical-relative:text;mso-width-percent:0;mso-height-percent:200;mso-width-relative:margin;mso-height-relative:margin;v-text-anchor:top" o:gfxdata="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">
                 <v:textbox style="mso-fit-shape-to-text:t">
                   <w:txbxContent>
                     <w:p>
@@ -7366,29 +8747,12 @@
         </mc:AlternateContent>
       </w:r>
     </w:p>
-    <w:p>
-      <w:pPr>
-        <w:rPr>
-          <w:rFonts w:hint="eastAsia"/>
-        </w:rPr>
-      </w:pPr>
-    </w:p>
-    <w:p>
-      <w:pPr>
-        <w:rPr>
-          <w:rFonts w:hint="eastAsia"/>
-        </w:rPr>
-      </w:pPr>
-    </w:p>
-    <w:p/>
-    <w:p/>
-    <w:p/>
-    <w:p>
-      <w:pPr>
-        <w:rPr>
-          <w:rFonts w:hint="eastAsia"/>
-        </w:rPr>
-      </w:pPr>
+    <w:p/>
+    <w:p/>
+    <w:p/>
+    <w:p/>
+    <w:p/>
+    <w:p>
       <w:r>
         <w:t>4. 문서 추가 예시</w:t>
       </w:r>
@@ -7554,7 +8918,7 @@
           </mc:Choice>
           <mc:Fallback>
             <w:pict>
-              <v:shape w14:anchorId="1E78AF04" id="_x0000_s1042" type="#_x0000_t202" style="position:absolute;margin-left:0;margin-top:30.55pt;width:393pt;height:110.6pt;z-index:251696128;visibility:visible;mso-wrap-style:square;mso-width-percent:0;mso-height-percent:200;mso-wrap-distance-left:9pt;mso-wrap-distance-top:3.6pt;mso-wrap-distance-right:9pt;mso-wrap-distance-bottom:3.6pt;mso-position-horizontal:absolute;mso-position-horizontal-relative:margin;mso-position-vertical:absolute;mso-position-vertical-relative:text;mso-width-percent:0;mso-height-percent:200;mso-width-relative:margin;mso-height-relative:margin;v-text-anchor:top" o:gfxdata="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">
+              <v:shape w14:anchorId="1E78AF04" id="_x0000_s1049" type="#_x0000_t202" style="position:absolute;margin-left:0;margin-top:30.55pt;width:393pt;height:110.6pt;z-index:251696128;visibility:visible;mso-wrap-style:square;mso-width-percent:0;mso-height-percent:200;mso-wrap-distance-left:9pt;mso-wrap-distance-top:3.6pt;mso-wrap-distance-right:9pt;mso-wrap-distance-bottom:3.6pt;mso-position-horizontal:absolute;mso-position-horizontal-relative:margin;mso-position-vertical:absolute;mso-position-vertical-relative:text;mso-width-percent:0;mso-height-percent:200;mso-width-relative:margin;mso-height-relative:margin;v-text-anchor:top" o:gfxdata="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">
                 <v:textbox style="mso-fit-shape-to-text:t">
                   <w:txbxContent>
                     <w:p>
@@ -7663,13 +9027,7 @@
     <w:p/>
     <w:p/>
     <w:p/>
-    <w:p>
-      <w:pPr>
-        <w:rPr>
-          <w:rFonts w:hint="eastAsia"/>
-        </w:rPr>
-      </w:pPr>
-    </w:p>
+    <w:p/>
     <w:p/>
     <w:p/>
     <w:p/>
@@ -7880,7 +9238,7 @@
           </mc:Choice>
           <mc:Fallback>
             <w:pict>
-              <v:shape w14:anchorId="2BCE5C9E" id="_x0000_s1043" type="#_x0000_t202" style="position:absolute;margin-left:0;margin-top:30.6pt;width:393pt;height:110.6pt;z-index:251698176;visibility:visible;mso-wrap-style:square;mso-width-percent:0;mso-height-percent:200;mso-wrap-distance-left:9pt;mso-wrap-distance-top:3.6pt;mso-wrap-distance-right:9pt;mso-wrap-distance-bottom:3.6pt;mso-position-horizontal:absolute;mso-position-horizontal-relative:margin;mso-position-vertical:absolute;mso-position-vertical-relative:text;mso-width-percent:0;mso-height-percent:200;mso-width-relative:margin;mso-height-relative:margin;v-text-anchor:top" o:gfxdata="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">
+              <v:shape w14:anchorId="2BCE5C9E" id="_x0000_s1050" type="#_x0000_t202" style="position:absolute;margin-left:0;margin-top:30.6pt;width:393pt;height:110.6pt;z-index:251698176;visibility:visible;mso-wrap-style:square;mso-width-percent:0;mso-height-percent:200;mso-wrap-distance-left:9pt;mso-wrap-distance-top:3.6pt;mso-wrap-distance-right:9pt;mso-wrap-distance-bottom:3.6pt;mso-position-horizontal:absolute;mso-position-horizontal-relative:margin;mso-position-vertical:absolute;mso-position-vertical-relative:text;mso-width-percent:0;mso-height-percent:200;mso-width-relative:margin;mso-height-relative:margin;v-text-anchor:top" o:gfxdata="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">
                 <v:textbox style="mso-fit-shape-to-text:t">
                   <w:txbxContent>
                     <w:p>
@@ -8037,11 +9395,6 @@
       </w:r>
     </w:p>
     <w:p>
-      <w:pPr>
-        <w:rPr>
-          <w:rFonts w:hint="eastAsia"/>
-        </w:rPr>
-      </w:pPr>
       <w:r>
         <w:rPr>
           <w:noProof/>
@@ -8214,7 +9567,7 @@
           </mc:Choice>
           <mc:Fallback>
             <w:pict>
-              <v:shape w14:anchorId="1B1C5407" id="_x0000_s1044" type="#_x0000_t202" style="position:absolute;margin-left:0;margin-top:30.55pt;width:393pt;height:110.6pt;z-index:251700224;visibility:visible;mso-wrap-style:square;mso-width-percent:0;mso-height-percent:200;mso-wrap-distance-left:9pt;mso-wrap-distance-top:3.6pt;mso-wrap-distance-right:9pt;mso-wrap-distance-bottom:3.6pt;mso-position-horizontal:absolute;mso-position-horizontal-relative:margin;mso-position-vertical:absolute;mso-position-vertical-relative:text;mso-width-percent:0;mso-height-percent:200;mso-width-relative:margin;mso-height-relative:margin;v-text-anchor:top" o:gfxdata="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">
+              <v:shape w14:anchorId="1B1C5407" id="_x0000_s1051" type="#_x0000_t202" style="position:absolute;margin-left:0;margin-top:30.55pt;width:393pt;height:110.6pt;z-index:251700224;visibility:visible;mso-wrap-style:square;mso-width-percent:0;mso-height-percent:200;mso-wrap-distance-left:9pt;mso-wrap-distance-top:3.6pt;mso-wrap-distance-right:9pt;mso-wrap-distance-bottom:3.6pt;mso-position-horizontal:absolute;mso-position-horizontal-relative:margin;mso-position-vertical:absolute;mso-position-vertical-relative:text;mso-width-percent:0;mso-height-percent:200;mso-width-relative:margin;mso-height-relative:margin;v-text-anchor:top" o:gfxdata="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">
                 <v:textbox style="mso-fit-shape-to-text:t">
                   <w:txbxContent>
                     <w:p>
@@ -8499,7 +9852,7 @@
           </mc:Choice>
           <mc:Fallback>
             <w:pict>
-              <v:shape w14:anchorId="350BAB99" id="_x0000_s1045" type="#_x0000_t202" style="position:absolute;margin-left:0;margin-top:30.6pt;width:393pt;height:110.6pt;z-index:251702272;visibility:visible;mso-wrap-style:square;mso-width-percent:0;mso-height-percent:200;mso-wrap-distance-left:9pt;mso-wrap-distance-top:3.6pt;mso-wrap-distance-right:9pt;mso-wrap-distance-bottom:3.6pt;mso-position-horizontal:absolute;mso-position-horizontal-relative:margin;mso-position-vertical:absolute;mso-position-vertical-relative:text;mso-width-percent:0;mso-height-percent:200;mso-width-relative:margin;mso-height-relative:margin;v-text-anchor:top" o:gfxdata="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">
+              <v:shape w14:anchorId="350BAB99" id="_x0000_s1052" type="#_x0000_t202" style="position:absolute;margin-left:0;margin-top:30.6pt;width:393pt;height:110.6pt;z-index:251702272;visibility:visible;mso-wrap-style:square;mso-width-percent:0;mso-height-percent:200;mso-wrap-distance-left:9pt;mso-wrap-distance-top:3.6pt;mso-wrap-distance-right:9pt;mso-wrap-distance-bottom:3.6pt;mso-position-horizontal:absolute;mso-position-horizontal-relative:margin;mso-position-vertical:absolute;mso-position-vertical-relative:text;mso-width-percent:0;mso-height-percent:200;mso-width-relative:margin;mso-height-relative:margin;v-text-anchor:top" o:gfxdata="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">
                 <v:textbox style="mso-fit-shape-to-text:t">
                   <w:txbxContent>
                     <w:p>
@@ -8595,13 +9948,7 @@
         </mc:AlternateContent>
       </w:r>
     </w:p>
-    <w:p>
-      <w:pPr>
-        <w:rPr>
-          <w:rFonts w:hint="eastAsia"/>
-        </w:rPr>
-      </w:pPr>
-    </w:p>
+    <w:p/>
     <w:p/>
     <w:p/>
     <w:p/>
@@ -8614,11 +9961,6 @@
       </w:r>
     </w:p>
     <w:p>
-      <w:pPr>
-        <w:rPr>
-          <w:rFonts w:hint="eastAsia"/>
-        </w:rPr>
-      </w:pPr>
       <w:r>
         <w:rPr>
           <w:noProof/>
@@ -8701,7 +10043,7 @@
           </mc:Choice>
           <mc:Fallback>
             <w:pict>
-              <v:shape w14:anchorId="7768B2C8" id="_x0000_s1046" type="#_x0000_t202" style="position:absolute;margin-left:0;margin-top:30.55pt;width:393pt;height:110.6pt;z-index:251704320;visibility:visible;mso-wrap-style:square;mso-width-percent:0;mso-height-percent:200;mso-wrap-distance-left:9pt;mso-wrap-distance-top:3.6pt;mso-wrap-distance-right:9pt;mso-wrap-distance-bottom:3.6pt;mso-position-horizontal:absolute;mso-position-horizontal-relative:margin;mso-position-vertical:absolute;mso-position-vertical-relative:text;mso-width-percent:0;mso-height-percent:200;mso-width-relative:margin;mso-height-relative:margin;v-text-anchor:top" o:gfxdata="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">
+              <v:shape w14:anchorId="7768B2C8" id="_x0000_s1053" type="#_x0000_t202" style="position:absolute;margin-left:0;margin-top:30.55pt;width:393pt;height:110.6pt;z-index:251704320;visibility:visible;mso-wrap-style:square;mso-width-percent:0;mso-height-percent:200;mso-wrap-distance-left:9pt;mso-wrap-distance-top:3.6pt;mso-wrap-distance-right:9pt;mso-wrap-distance-bottom:3.6pt;mso-position-horizontal:absolute;mso-position-horizontal-relative:margin;mso-position-vertical:absolute;mso-position-vertical-relative:text;mso-width-percent:0;mso-height-percent:200;mso-width-relative:margin;mso-height-relative:margin;v-text-anchor:top" o:gfxdata="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">
                 <v:textbox style="mso-fit-shape-to-text:t">
                   <w:txbxContent>
                     <w:p>
@@ -8805,7 +10147,6 @@
     <w:p>
       <w:pPr>
         <w:rPr>
-          <w:rFonts w:hint="eastAsia"/>
           <w:b/>
           <w:bCs/>
         </w:rPr>
@@ -8887,20 +10228,12 @@
           <w:ilvl w:val="0"/>
           <w:numId w:val="22"/>
         </w:numPr>
-        <w:rPr>
-          <w:rFonts w:hint="eastAsia"/>
-        </w:rPr>
       </w:pPr>
       <w:r>
         <w:t>문자열, 숫자, 이름 기반 애니메이션 호출 지원</w:t>
       </w:r>
     </w:p>
     <w:p>
-      <w:pPr>
-        <w:rPr>
-          <w:rFonts w:hint="eastAsia"/>
-        </w:rPr>
-      </w:pPr>
       <w:r>
         <w:t>2. 주요 기능</w:t>
       </w:r>
@@ -8957,9 +10290,6 @@
                           <w:p>
                             <w:pPr>
                               <w:ind w:left="720"/>
-                              <w:rPr>
-                                <w:rFonts w:hint="eastAsia"/>
-                              </w:rPr>
                             </w:pPr>
                             <w:proofErr w:type="spellStart"/>
                             <w:r>
@@ -9009,15 +10339,12 @@
           </mc:Choice>
           <mc:Fallback>
             <w:pict>
-              <v:shape w14:anchorId="65B1CDE3" id="_x0000_s1047" type="#_x0000_t202" style="position:absolute;margin-left:0;margin-top:30.55pt;width:393pt;height:110.6pt;z-index:251706368;visibility:visible;mso-wrap-style:square;mso-width-percent:0;mso-height-percent:200;mso-wrap-distance-left:9pt;mso-wrap-distance-top:3.6pt;mso-wrap-distance-right:9pt;mso-wrap-distance-bottom:3.6pt;mso-position-horizontal:absolute;mso-position-horizontal-relative:margin;mso-position-vertical:absolute;mso-position-vertical-relative:text;mso-width-percent:0;mso-height-percent:200;mso-width-relative:margin;mso-height-relative:margin;v-text-anchor:top" o:gfxdata="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">
+              <v:shape w14:anchorId="65B1CDE3" id="_x0000_s1054" type="#_x0000_t202" style="position:absolute;margin-left:0;margin-top:30.55pt;width:393pt;height:110.6pt;z-index:251706368;visibility:visible;mso-wrap-style:square;mso-width-percent:0;mso-height-percent:200;mso-wrap-distance-left:9pt;mso-wrap-distance-top:3.6pt;mso-wrap-distance-right:9pt;mso-wrap-distance-bottom:3.6pt;mso-position-horizontal:absolute;mso-position-horizontal-relative:margin;mso-position-vertical:absolute;mso-position-vertical-relative:text;mso-width-percent:0;mso-height-percent:200;mso-width-relative:margin;mso-height-relative:margin;v-text-anchor:top" o:gfxdata="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">
                 <v:textbox style="mso-fit-shape-to-text:t">
                   <w:txbxContent>
                     <w:p>
                       <w:pPr>
                         <w:ind w:left="720"/>
-                        <w:rPr>
-                          <w:rFonts w:hint="eastAsia"/>
-                        </w:rPr>
                       </w:pPr>
                       <w:proofErr w:type="spellStart"/>
                       <w:r>
@@ -9088,11 +10415,6 @@
     <w:p/>
     <w:p/>
     <w:p>
-      <w:pPr>
-        <w:rPr>
-          <w:rFonts w:hint="eastAsia"/>
-        </w:rPr>
-      </w:pPr>
       <w:r>
         <w:rPr>
           <w:rFonts w:hint="eastAsia"/>
@@ -9384,9 +10706,6 @@
                           <w:p>
                             <w:pPr>
                               <w:ind w:left="720"/>
-                              <w:rPr>
-                                <w:rFonts w:hint="eastAsia"/>
-                              </w:rPr>
                             </w:pPr>
                             <w:r>
                               <w:t xml:space="preserve">    </w:t>
@@ -9487,9 +10806,6 @@
                           <w:p>
                             <w:pPr>
                               <w:ind w:left="720"/>
-                              <w:rPr>
-                                <w:rFonts w:hint="eastAsia"/>
-                              </w:rPr>
                             </w:pPr>
                             <w:r>
                               <w:t>}</w:t>
@@ -9514,7 +10830,7 @@
           </mc:Choice>
           <mc:Fallback>
             <w:pict>
-              <v:shape w14:anchorId="65DCE0D6" id="_x0000_s1048" type="#_x0000_t202" style="position:absolute;margin-left:0;margin-top:30.6pt;width:385.5pt;height:534.4pt;z-index:251708416;visibility:visible;mso-wrap-style:square;mso-width-percent:0;mso-height-percent:0;mso-wrap-distance-left:9pt;mso-wrap-distance-top:3.6pt;mso-wrap-distance-right:9pt;mso-wrap-distance-bottom:3.6pt;mso-position-horizontal:absolute;mso-position-horizontal-relative:margin;mso-position-vertical:absolute;mso-position-vertical-relative:text;mso-width-percent:0;mso-height-percent:0;mso-width-relative:margin;mso-height-relative:margin;v-text-anchor:top" o:gfxdata="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">
+              <v:shape w14:anchorId="65DCE0D6" id="_x0000_s1055" type="#_x0000_t202" style="position:absolute;margin-left:0;margin-top:30.6pt;width:385.5pt;height:534.4pt;z-index:251708416;visibility:visible;mso-wrap-style:square;mso-width-percent:0;mso-height-percent:0;mso-wrap-distance-left:9pt;mso-wrap-distance-top:3.6pt;mso-wrap-distance-right:9pt;mso-wrap-distance-bottom:3.6pt;mso-position-horizontal:absolute;mso-position-horizontal-relative:margin;mso-position-vertical:absolute;mso-position-vertical-relative:text;mso-width-percent:0;mso-height-percent:0;mso-width-relative:margin;mso-height-relative:margin;v-text-anchor:top" o:gfxdata="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">
                 <v:textbox>
                   <w:txbxContent>
                     <w:p>
@@ -9735,9 +11051,6 @@
                     <w:p>
                       <w:pPr>
                         <w:ind w:left="720"/>
-                        <w:rPr>
-                          <w:rFonts w:hint="eastAsia"/>
-                        </w:rPr>
                       </w:pPr>
                       <w:r>
                         <w:t xml:space="preserve">    </w:t>
@@ -9838,9 +11151,6 @@
                     <w:p>
                       <w:pPr>
                         <w:ind w:left="720"/>
-                        <w:rPr>
-                          <w:rFonts w:hint="eastAsia"/>
-                        </w:rPr>
                       </w:pPr>
                       <w:r>
                         <w:t>}</w:t>
@@ -9993,11 +11303,6 @@
             <w:tcW w:w="4508" w:type="dxa"/>
           </w:tcPr>
           <w:p>
-            <w:pPr>
-              <w:rPr>
-                <w:rFonts w:hint="eastAsia"/>
-              </w:rPr>
-            </w:pPr>
             <w:r>
               <w:rPr>
                 <w:rFonts w:hint="eastAsia"/>
@@ -10011,11 +11316,6 @@
             <w:tcW w:w="4508" w:type="dxa"/>
           </w:tcPr>
           <w:p>
-            <w:pPr>
-              <w:rPr>
-                <w:rFonts w:hint="eastAsia"/>
-              </w:rPr>
-            </w:pPr>
             <w:r>
               <w:rPr>
                 <w:rFonts w:hint="eastAsia"/>
@@ -10031,11 +11331,6 @@
             <w:tcW w:w="4508" w:type="dxa"/>
           </w:tcPr>
           <w:p>
-            <w:pPr>
-              <w:rPr>
-                <w:rFonts w:hint="eastAsia"/>
-              </w:rPr>
-            </w:pPr>
             <w:r>
               <w:t>I</w:t>
             </w:r>
@@ -10066,11 +11361,6 @@
             <w:tcW w:w="4508" w:type="dxa"/>
           </w:tcPr>
           <w:p>
-            <w:pPr>
-              <w:rPr>
-                <w:rFonts w:hint="eastAsia"/>
-              </w:rPr>
-            </w:pPr>
             <w:proofErr w:type="spellStart"/>
             <w:r>
               <w:t>WuW</w:t>
@@ -10096,11 +11386,6 @@
             <w:tcW w:w="4508" w:type="dxa"/>
           </w:tcPr>
           <w:p>
-            <w:pPr>
-              <w:rPr>
-                <w:rFonts w:hint="eastAsia"/>
-              </w:rPr>
-            </w:pPr>
             <w:proofErr w:type="spellStart"/>
             <w:r>
               <w:rPr>
@@ -10136,11 +11421,6 @@
             <w:tcW w:w="4508" w:type="dxa"/>
           </w:tcPr>
           <w:p>
-            <w:pPr>
-              <w:rPr>
-                <w:rFonts w:hint="eastAsia"/>
-              </w:rPr>
-            </w:pPr>
             <w:r>
               <w:t xml:space="preserve">특정 단어 감지 시 호출되는 </w:t>
             </w:r>
@@ -10161,11 +11441,6 @@
             <w:tcW w:w="4508" w:type="dxa"/>
           </w:tcPr>
           <w:p>
-            <w:pPr>
-              <w:rPr>
-                <w:rFonts w:hint="eastAsia"/>
-              </w:rPr>
-            </w:pPr>
             <w:proofErr w:type="spellStart"/>
             <w:proofErr w:type="gramStart"/>
             <w:r>
@@ -10195,11 +11470,6 @@
             <w:tcW w:w="4508" w:type="dxa"/>
           </w:tcPr>
           <w:p>
-            <w:pPr>
-              <w:rPr>
-                <w:rFonts w:hint="eastAsia"/>
-              </w:rPr>
-            </w:pPr>
             <w:r>
               <w:t>음성 입력 장치 초기화 후 녹음 시작</w:t>
             </w:r>
@@ -10212,11 +11482,6 @@
             <w:tcW w:w="4508" w:type="dxa"/>
           </w:tcPr>
           <w:p>
-            <w:pPr>
-              <w:rPr>
-                <w:rFonts w:hint="eastAsia"/>
-              </w:rPr>
-            </w:pPr>
             <w:proofErr w:type="spellStart"/>
             <w:proofErr w:type="gramStart"/>
             <w:r>
@@ -10246,11 +11511,6 @@
             <w:tcW w:w="4508" w:type="dxa"/>
           </w:tcPr>
           <w:p>
-            <w:pPr>
-              <w:rPr>
-                <w:rFonts w:hint="eastAsia"/>
-              </w:rPr>
-            </w:pPr>
             <w:r>
               <w:t>녹음 중지 및 오디오 장치 해제</w:t>
             </w:r>
@@ -10263,11 +11523,6 @@
             <w:tcW w:w="4508" w:type="dxa"/>
           </w:tcPr>
           <w:p>
-            <w:pPr>
-              <w:rPr>
-                <w:rFonts w:hint="eastAsia"/>
-              </w:rPr>
-            </w:pPr>
             <w:proofErr w:type="spellStart"/>
             <w:proofErr w:type="gramStart"/>
             <w:r>
@@ -10297,11 +11552,6 @@
             <w:tcW w:w="4508" w:type="dxa"/>
           </w:tcPr>
           <w:p>
-            <w:pPr>
-              <w:rPr>
-                <w:rFonts w:hint="eastAsia"/>
-              </w:rPr>
-            </w:pPr>
             <w:proofErr w:type="spellStart"/>
             <w:r>
               <w:t>WuW</w:t>
@@ -10327,11 +11577,6 @@
             <w:tcW w:w="4508" w:type="dxa"/>
           </w:tcPr>
           <w:p>
-            <w:pPr>
-              <w:rPr>
-                <w:rFonts w:hint="eastAsia"/>
-              </w:rPr>
-            </w:pPr>
             <w:proofErr w:type="spellStart"/>
             <w:r>
               <w:rPr>
@@ -10371,11 +11616,6 @@
             <w:tcW w:w="4508" w:type="dxa"/>
           </w:tcPr>
           <w:p>
-            <w:pPr>
-              <w:rPr>
-                <w:rFonts w:hint="eastAsia"/>
-              </w:rPr>
-            </w:pPr>
             <w:proofErr w:type="spellStart"/>
             <w:proofErr w:type="gramStart"/>
             <w:r>
@@ -10445,11 +11685,6 @@
             <w:tcW w:w="4508" w:type="dxa"/>
           </w:tcPr>
           <w:p>
-            <w:pPr>
-              <w:rPr>
-                <w:rFonts w:hint="eastAsia"/>
-              </w:rPr>
-            </w:pPr>
             <w:proofErr w:type="spellStart"/>
             <w:proofErr w:type="gramStart"/>
             <w:r>
@@ -10517,13 +11752,7 @@
         </w:tc>
       </w:tr>
     </w:tbl>
-    <w:p>
-      <w:pPr>
-        <w:rPr>
-          <w:rFonts w:hint="eastAsia"/>
-        </w:rPr>
-      </w:pPr>
-    </w:p>
+    <w:p/>
     <w:p>
       <w:r>
         <w:t>3. 상태 관리</w:t>
@@ -10646,11 +11875,6 @@
       </w:r>
     </w:p>
     <w:p>
-      <w:pPr>
-        <w:rPr>
-          <w:rFonts w:hint="eastAsia"/>
-        </w:rPr>
-      </w:pPr>
       <w:r>
         <w:t xml:space="preserve">초기화 및 </w:t>
       </w:r>
@@ -10796,9 +12020,6 @@
                           <w:p>
                             <w:pPr>
                               <w:ind w:left="720"/>
-                              <w:rPr>
-                                <w:rFonts w:hint="eastAsia"/>
-                              </w:rPr>
                             </w:pPr>
                             <w:r>
                               <w:t>}</w:t>
@@ -10823,7 +12044,7 @@
           </mc:Choice>
           <mc:Fallback>
             <w:pict>
-              <v:shape w14:anchorId="2161F939" id="_x0000_s1049" type="#_x0000_t202" style="position:absolute;margin-left:0;margin-top:3.35pt;width:385.5pt;height:171.75pt;z-index:251710464;visibility:visible;mso-wrap-style:square;mso-width-percent:0;mso-height-percent:0;mso-wrap-distance-left:9pt;mso-wrap-distance-top:3.6pt;mso-wrap-distance-right:9pt;mso-wrap-distance-bottom:3.6pt;mso-position-horizontal:left;mso-position-horizontal-relative:margin;mso-position-vertical:absolute;mso-position-vertical-relative:text;mso-width-percent:0;mso-height-percent:0;mso-width-relative:margin;mso-height-relative:margin;v-text-anchor:top" o:gfxdata="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">
+              <v:shape w14:anchorId="2161F939" id="_x0000_s1056" type="#_x0000_t202" style="position:absolute;margin-left:0;margin-top:3.35pt;width:385.5pt;height:171.75pt;z-index:251710464;visibility:visible;mso-wrap-style:square;mso-width-percent:0;mso-height-percent:0;mso-wrap-distance-left:9pt;mso-wrap-distance-top:3.6pt;mso-wrap-distance-right:9pt;mso-wrap-distance-bottom:3.6pt;mso-position-horizontal:left;mso-position-horizontal-relative:margin;mso-position-vertical:absolute;mso-position-vertical-relative:text;mso-width-percent:0;mso-height-percent:0;mso-width-relative:margin;mso-height-relative:margin;v-text-anchor:top" o:gfxdata="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">
                 <v:textbox>
                   <w:txbxContent>
                     <w:p>
@@ -10908,9 +12129,6 @@
                     <w:p>
                       <w:pPr>
                         <w:ind w:left="720"/>
-                        <w:rPr>
-                          <w:rFonts w:hint="eastAsia"/>
-                        </w:rPr>
                       </w:pPr>
                       <w:r>
                         <w:t>}</w:t>
@@ -10927,13 +12145,7 @@
     </w:p>
     <w:p/>
     <w:p/>
-    <w:p>
-      <w:pPr>
-        <w:rPr>
-          <w:rFonts w:hint="eastAsia"/>
-        </w:rPr>
-      </w:pPr>
-    </w:p>
+    <w:p/>
     <w:p/>
     <w:p/>
     <w:p/>
@@ -10946,13 +12158,7 @@
         <w:t>녹음제어</w:t>
       </w:r>
     </w:p>
-    <w:p>
-      <w:pPr>
-        <w:rPr>
-          <w:rFonts w:hint="eastAsia"/>
-        </w:rPr>
-      </w:pPr>
-    </w:p>
+    <w:p/>
     <w:p>
       <w:r>
         <w:rPr>
@@ -11028,9 +12234,6 @@
                           <w:p>
                             <w:pPr>
                               <w:ind w:left="720"/>
-                              <w:rPr>
-                                <w:rFonts w:hint="eastAsia"/>
-                              </w:rPr>
                             </w:pPr>
                             <w:proofErr w:type="spellStart"/>
                             <w:r>
@@ -11068,7 +12271,7 @@
           </mc:Choice>
           <mc:Fallback>
             <w:pict>
-              <v:shape w14:anchorId="299865FA" id="_x0000_s1050" type="#_x0000_t202" style="position:absolute;margin-left:0;margin-top:3.85pt;width:385.5pt;height:66.75pt;z-index:251712512;visibility:visible;mso-wrap-style:square;mso-width-percent:0;mso-height-percent:0;mso-wrap-distance-left:9pt;mso-wrap-distance-top:3.6pt;mso-wrap-distance-right:9pt;mso-wrap-distance-bottom:3.6pt;mso-position-horizontal:left;mso-position-horizontal-relative:margin;mso-position-vertical:absolute;mso-position-vertical-relative:text;mso-width-percent:0;mso-height-percent:0;mso-width-relative:margin;mso-height-relative:margin;v-text-anchor:top" o:gfxdata="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">
+              <v:shape w14:anchorId="299865FA" id="_x0000_s1057" type="#_x0000_t202" style="position:absolute;margin-left:0;margin-top:3.85pt;width:385.5pt;height:66.75pt;z-index:251712512;visibility:visible;mso-wrap-style:square;mso-width-percent:0;mso-height-percent:0;mso-wrap-distance-left:9pt;mso-wrap-distance-top:3.6pt;mso-wrap-distance-right:9pt;mso-wrap-distance-bottom:3.6pt;mso-position-horizontal:left;mso-position-horizontal-relative:margin;mso-position-vertical:absolute;mso-position-vertical-relative:text;mso-width-percent:0;mso-height-percent:0;mso-width-relative:margin;mso-height-relative:margin;v-text-anchor:top" o:gfxdata="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">
                 <v:textbox>
                   <w:txbxContent>
                     <w:p>
@@ -11095,9 +12298,6 @@
                     <w:p>
                       <w:pPr>
                         <w:ind w:left="720"/>
-                        <w:rPr>
-                          <w:rFonts w:hint="eastAsia"/>
-                        </w:rPr>
                       </w:pPr>
                       <w:proofErr w:type="spellStart"/>
                       <w:r>
@@ -11137,11 +12337,6 @@
       </w:r>
     </w:p>
     <w:p>
-      <w:pPr>
-        <w:rPr>
-          <w:rFonts w:hint="eastAsia"/>
-        </w:rPr>
-      </w:pPr>
       <w:r>
         <w:rPr>
           <w:noProof/>
@@ -11371,9 +12566,6 @@
                           <w:p>
                             <w:pPr>
                               <w:ind w:left="720"/>
-                              <w:rPr>
-                                <w:rFonts w:hint="eastAsia"/>
-                              </w:rPr>
                             </w:pPr>
                             <w:r>
                               <w:t>}</w:t>
@@ -11398,7 +12590,7 @@
           </mc:Choice>
           <mc:Fallback>
             <w:pict>
-              <v:shape w14:anchorId="5C801CD8" id="_x0000_s1051" type="#_x0000_t202" style="position:absolute;margin-left:0;margin-top:4.5pt;width:385.5pt;height:163.5pt;z-index:251714560;visibility:visible;mso-wrap-style:square;mso-width-percent:0;mso-height-percent:0;mso-wrap-distance-left:9pt;mso-wrap-distance-top:3.6pt;mso-wrap-distance-right:9pt;mso-wrap-distance-bottom:3.6pt;mso-position-horizontal:left;mso-position-horizontal-relative:margin;mso-position-vertical:absolute;mso-position-vertical-relative:text;mso-width-percent:0;mso-height-percent:0;mso-width-relative:margin;mso-height-relative:margin;v-text-anchor:top" o:gfxdata="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">
+              <v:shape w14:anchorId="5C801CD8" id="_x0000_s1058" type="#_x0000_t202" style="position:absolute;margin-left:0;margin-top:4.5pt;width:385.5pt;height:163.5pt;z-index:251714560;visibility:visible;mso-wrap-style:square;mso-width-percent:0;mso-height-percent:0;mso-wrap-distance-left:9pt;mso-wrap-distance-top:3.6pt;mso-wrap-distance-right:9pt;mso-wrap-distance-bottom:3.6pt;mso-position-horizontal:left;mso-position-horizontal-relative:margin;mso-position-vertical:absolute;mso-position-vertical-relative:text;mso-width-percent:0;mso-height-percent:0;mso-width-relative:margin;mso-height-relative:margin;v-text-anchor:top" o:gfxdata="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">
                 <v:textbox>
                   <w:txbxContent>
                     <w:p>
@@ -11580,9 +12772,6 @@
                     <w:p>
                       <w:pPr>
                         <w:ind w:left="720"/>
-                        <w:rPr>
-                          <w:rFonts w:hint="eastAsia"/>
-                        </w:rPr>
                       </w:pPr>
                       <w:r>
                         <w:t>}</w:t>
@@ -11597,23 +12786,12 @@
         </mc:AlternateContent>
       </w:r>
     </w:p>
-    <w:p>
-      <w:pPr>
-        <w:rPr>
-          <w:rFonts w:hint="eastAsia"/>
-        </w:rPr>
-      </w:pPr>
-    </w:p>
-    <w:p/>
-    <w:p/>
-    <w:p/>
-    <w:p/>
-    <w:p>
-      <w:pPr>
-        <w:rPr>
-          <w:rFonts w:hint="eastAsia"/>
-        </w:rPr>
-      </w:pPr>
+    <w:p/>
+    <w:p/>
+    <w:p/>
+    <w:p/>
+    <w:p/>
+    <w:p>
       <w:r>
         <w:rPr>
           <w:rFonts w:hint="eastAsia"/>
@@ -11676,9 +12854,6 @@
                           <w:p>
                             <w:pPr>
                               <w:ind w:left="720"/>
-                              <w:rPr>
-                                <w:rFonts w:hint="eastAsia"/>
-                              </w:rPr>
                             </w:pPr>
                             <w:proofErr w:type="spellStart"/>
                             <w:r>
@@ -11708,15 +12883,12 @@
           </mc:Choice>
           <mc:Fallback>
             <w:pict>
-              <v:shape w14:anchorId="701BE569" id="_x0000_s1052" type="#_x0000_t202" style="position:absolute;margin-left:0;margin-top:30.6pt;width:385.5pt;height:41.25pt;z-index:251716608;visibility:visible;mso-wrap-style:square;mso-width-percent:0;mso-height-percent:0;mso-wrap-distance-left:9pt;mso-wrap-distance-top:3.6pt;mso-wrap-distance-right:9pt;mso-wrap-distance-bottom:3.6pt;mso-position-horizontal:absolute;mso-position-horizontal-relative:margin;mso-position-vertical:absolute;mso-position-vertical-relative:text;mso-width-percent:0;mso-height-percent:0;mso-width-relative:margin;mso-height-relative:margin;v-text-anchor:top" o:gfxdata="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">
+              <v:shape w14:anchorId="701BE569" id="_x0000_s1059" type="#_x0000_t202" style="position:absolute;margin-left:0;margin-top:30.6pt;width:385.5pt;height:41.25pt;z-index:251716608;visibility:visible;mso-wrap-style:square;mso-width-percent:0;mso-height-percent:0;mso-wrap-distance-left:9pt;mso-wrap-distance-top:3.6pt;mso-wrap-distance-right:9pt;mso-wrap-distance-bottom:3.6pt;mso-position-horizontal:absolute;mso-position-horizontal-relative:margin;mso-position-vertical:absolute;mso-position-vertical-relative:text;mso-width-percent:0;mso-height-percent:0;mso-width-relative:margin;mso-height-relative:margin;v-text-anchor:top" o:gfxdata="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">
                 <v:textbox>
                   <w:txbxContent>
                     <w:p>
                       <w:pPr>
                         <w:ind w:left="720"/>
-                        <w:rPr>
-                          <w:rFonts w:hint="eastAsia"/>
-                        </w:rPr>
                       </w:pPr>
                       <w:proofErr w:type="spellStart"/>
                       <w:r>
@@ -12023,13 +13195,7 @@
         <w:t>PTT(Press-To-Talk) 이벤트 처리</w:t>
       </w:r>
     </w:p>
-    <w:p>
-      <w:pPr>
-        <w:rPr>
-          <w:rFonts w:hint="eastAsia"/>
-        </w:rPr>
-      </w:pPr>
-    </w:p>
+    <w:p/>
     <w:p>
       <w:r>
         <w:t>2. 주요 메서드 설명</w:t>
@@ -12143,9 +13309,6 @@
                           <w:p>
                             <w:pPr>
                               <w:ind w:left="720"/>
-                              <w:rPr>
-                                <w:rFonts w:hint="eastAsia"/>
-                              </w:rPr>
                             </w:pPr>
                             <w:proofErr w:type="spellStart"/>
                             <w:r>
@@ -12175,15 +13338,12 @@
           </mc:Choice>
           <mc:Fallback>
             <w:pict>
-              <v:shape w14:anchorId="0E91C300" id="_x0000_s1053" type="#_x0000_t202" style="position:absolute;margin-left:0;margin-top:30.55pt;width:385.5pt;height:41.25pt;z-index:251718656;visibility:visible;mso-wrap-style:square;mso-width-percent:0;mso-height-percent:0;mso-wrap-distance-left:9pt;mso-wrap-distance-top:3.6pt;mso-wrap-distance-right:9pt;mso-wrap-distance-bottom:3.6pt;mso-position-horizontal:absolute;mso-position-horizontal-relative:margin;mso-position-vertical:absolute;mso-position-vertical-relative:text;mso-width-percent:0;mso-height-percent:0;mso-width-relative:margin;mso-height-relative:margin;v-text-anchor:top" o:gfxdata="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">
+              <v:shape w14:anchorId="0E91C300" id="_x0000_s1060" type="#_x0000_t202" style="position:absolute;margin-left:0;margin-top:30.55pt;width:385.5pt;height:41.25pt;z-index:251718656;visibility:visible;mso-wrap-style:square;mso-width-percent:0;mso-height-percent:0;mso-wrap-distance-left:9pt;mso-wrap-distance-top:3.6pt;mso-wrap-distance-right:9pt;mso-wrap-distance-bottom:3.6pt;mso-position-horizontal:absolute;mso-position-horizontal-relative:margin;mso-position-vertical:absolute;mso-position-vertical-relative:text;mso-width-percent:0;mso-height-percent:0;mso-width-relative:margin;mso-height-relative:margin;v-text-anchor:top" o:gfxdata="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">
                 <v:textbox>
                   <w:txbxContent>
                     <w:p>
                       <w:pPr>
                         <w:ind w:left="720"/>
-                        <w:rPr>
-                          <w:rFonts w:hint="eastAsia"/>
-                        </w:rPr>
                       </w:pPr>
                       <w:proofErr w:type="spellStart"/>
                       <w:r>
@@ -12399,9 +13559,6 @@
                           <w:p>
                             <w:pPr>
                               <w:ind w:left="720"/>
-                              <w:rPr>
-                                <w:rFonts w:hint="eastAsia"/>
-                              </w:rPr>
                             </w:pPr>
                             <w:proofErr w:type="spellStart"/>
                             <w:r>
@@ -12431,15 +13588,12 @@
           </mc:Choice>
           <mc:Fallback>
             <w:pict>
-              <v:shape w14:anchorId="68D4F3C5" id="_x0000_s1054" type="#_x0000_t202" style="position:absolute;margin-left:0;margin-top:10.35pt;width:385.5pt;height:41.25pt;z-index:251720704;visibility:visible;mso-wrap-style:square;mso-width-percent:0;mso-height-percent:0;mso-wrap-distance-left:9pt;mso-wrap-distance-top:3.6pt;mso-wrap-distance-right:9pt;mso-wrap-distance-bottom:3.6pt;mso-position-horizontal:left;mso-position-horizontal-relative:margin;mso-position-vertical:absolute;mso-position-vertical-relative:text;mso-width-percent:0;mso-height-percent:0;mso-width-relative:margin;mso-height-relative:margin;v-text-anchor:top" o:gfxdata="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">
+              <v:shape w14:anchorId="68D4F3C5" id="_x0000_s1061" type="#_x0000_t202" style="position:absolute;margin-left:0;margin-top:10.35pt;width:385.5pt;height:41.25pt;z-index:251720704;visibility:visible;mso-wrap-style:square;mso-width-percent:0;mso-height-percent:0;mso-wrap-distance-left:9pt;mso-wrap-distance-top:3.6pt;mso-wrap-distance-right:9pt;mso-wrap-distance-bottom:3.6pt;mso-position-horizontal:left;mso-position-horizontal-relative:margin;mso-position-vertical:absolute;mso-position-vertical-relative:text;mso-width-percent:0;mso-height-percent:0;mso-width-relative:margin;mso-height-relative:margin;v-text-anchor:top" o:gfxdata="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">
                 <v:textbox>
                   <w:txbxContent>
                     <w:p>
                       <w:pPr>
                         <w:ind w:left="720"/>
-                        <w:rPr>
-                          <w:rFonts w:hint="eastAsia"/>
-                        </w:rPr>
                       </w:pPr>
                       <w:proofErr w:type="spellStart"/>
                       <w:r>
@@ -12524,11 +13678,6 @@
     </w:p>
     <w:p/>
     <w:p>
-      <w:pPr>
-        <w:rPr>
-          <w:rFonts w:hint="eastAsia"/>
-        </w:rPr>
-      </w:pPr>
       <w:r>
         <w:rPr>
           <w:noProof/>
@@ -12619,9 +13768,6 @@
                           <w:p>
                             <w:pPr>
                               <w:ind w:left="720"/>
-                              <w:rPr>
-                                <w:rFonts w:hint="eastAsia"/>
-                              </w:rPr>
                             </w:pPr>
                             <w:r>
                               <w:t>}</w:t>
@@ -12646,7 +13792,7 @@
           </mc:Choice>
           <mc:Fallback>
             <w:pict>
-              <v:shape w14:anchorId="1806FCD8" id="_x0000_s1055" type="#_x0000_t202" style="position:absolute;margin-left:0;margin-top:3.3pt;width:385.5pt;height:96.75pt;z-index:251722752;visibility:visible;mso-wrap-style:square;mso-width-percent:0;mso-height-percent:0;mso-wrap-distance-left:9pt;mso-wrap-distance-top:3.6pt;mso-wrap-distance-right:9pt;mso-wrap-distance-bottom:3.6pt;mso-position-horizontal:left;mso-position-horizontal-relative:margin;mso-position-vertical:absolute;mso-position-vertical-relative:text;mso-width-percent:0;mso-height-percent:0;mso-width-relative:margin;mso-height-relative:margin;v-text-anchor:top" o:gfxdata="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">
+              <v:shape w14:anchorId="1806FCD8" id="_x0000_s1062" type="#_x0000_t202" style="position:absolute;margin-left:0;margin-top:3.3pt;width:385.5pt;height:96.75pt;z-index:251722752;visibility:visible;mso-wrap-style:square;mso-width-percent:0;mso-height-percent:0;mso-wrap-distance-left:9pt;mso-wrap-distance-top:3.6pt;mso-wrap-distance-right:9pt;mso-wrap-distance-bottom:3.6pt;mso-position-horizontal:left;mso-position-horizontal-relative:margin;mso-position-vertical:absolute;mso-position-vertical-relative:text;mso-width-percent:0;mso-height-percent:0;mso-width-relative:margin;mso-height-relative:margin;v-text-anchor:top" o:gfxdata="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">
                 <v:textbox>
                   <w:txbxContent>
                     <w:p>
@@ -12689,9 +13835,6 @@
                     <w:p>
                       <w:pPr>
                         <w:ind w:left="720"/>
-                        <w:rPr>
-                          <w:rFonts w:hint="eastAsia"/>
-                        </w:rPr>
                       </w:pPr>
                       <w:r>
                         <w:t>}</w:t>
@@ -12927,9 +14070,6 @@
                           <w:p>
                             <w:pPr>
                               <w:ind w:left="720"/>
-                              <w:rPr>
-                                <w:rFonts w:hint="eastAsia"/>
-                              </w:rPr>
                             </w:pPr>
                             <w:proofErr w:type="gramStart"/>
                             <w:r>
@@ -12967,7 +14107,7 @@
           </mc:Choice>
           <mc:Fallback>
             <w:pict>
-              <v:shape w14:anchorId="34428DFE" id="_x0000_s1056" type="#_x0000_t202" style="position:absolute;margin-left:0;margin-top:18.1pt;width:385.5pt;height:96.75pt;z-index:251724800;visibility:visible;mso-wrap-style:square;mso-width-percent:0;mso-height-percent:0;mso-wrap-distance-left:9pt;mso-wrap-distance-top:3.6pt;mso-wrap-distance-right:9pt;mso-wrap-distance-bottom:3.6pt;mso-position-horizontal:absolute;mso-position-horizontal-relative:margin;mso-position-vertical:absolute;mso-position-vertical-relative:text;mso-width-percent:0;mso-height-percent:0;mso-width-relative:margin;mso-height-relative:margin;v-text-anchor:top" o:gfxdata="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">
+              <v:shape w14:anchorId="34428DFE" id="_x0000_s1063" type="#_x0000_t202" style="position:absolute;margin-left:0;margin-top:18.1pt;width:385.5pt;height:96.75pt;z-index:251724800;visibility:visible;mso-wrap-style:square;mso-width-percent:0;mso-height-percent:0;mso-wrap-distance-left:9pt;mso-wrap-distance-top:3.6pt;mso-wrap-distance-right:9pt;mso-wrap-distance-bottom:3.6pt;mso-position-horizontal:absolute;mso-position-horizontal-relative:margin;mso-position-vertical:absolute;mso-position-vertical-relative:text;mso-width-percent:0;mso-height-percent:0;mso-width-relative:margin;mso-height-relative:margin;v-text-anchor:top" o:gfxdata="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">
                 <v:textbox>
                   <w:txbxContent>
                     <w:p>
@@ -13009,9 +14149,6 @@
                     <w:p>
                       <w:pPr>
                         <w:ind w:left="720"/>
-                        <w:rPr>
-                          <w:rFonts w:hint="eastAsia"/>
-                        </w:rPr>
                       </w:pPr>
                       <w:proofErr w:type="gramStart"/>
                       <w:r>
@@ -13209,19 +14346,8 @@
         <w:t xml:space="preserve"> 기능관련 상태관리, 등의 역할 수행</w:t>
       </w:r>
     </w:p>
-    <w:p>
-      <w:pPr>
-        <w:rPr>
-          <w:rFonts w:hint="eastAsia"/>
-        </w:rPr>
-      </w:pPr>
-    </w:p>
-    <w:p>
-      <w:pPr>
-        <w:rPr>
-          <w:rFonts w:hint="eastAsia"/>
-        </w:rPr>
-      </w:pPr>
+    <w:p/>
+    <w:p>
       <w:r>
         <w:t>2. 주요 기능</w:t>
       </w:r>
@@ -13270,11 +14396,6 @@
             <w:tcW w:w="4508" w:type="dxa"/>
           </w:tcPr>
           <w:p>
-            <w:pPr>
-              <w:rPr>
-                <w:rFonts w:hint="eastAsia"/>
-              </w:rPr>
-            </w:pPr>
             <w:r>
               <w:rPr>
                 <w:rFonts w:hint="eastAsia"/>
@@ -13288,11 +14409,6 @@
             <w:tcW w:w="4508" w:type="dxa"/>
           </w:tcPr>
           <w:p>
-            <w:pPr>
-              <w:rPr>
-                <w:rFonts w:hint="eastAsia"/>
-              </w:rPr>
-            </w:pPr>
             <w:r>
               <w:rPr>
                 <w:rFonts w:hint="eastAsia"/>
@@ -13352,11 +14468,6 @@
             <w:tcW w:w="4508" w:type="dxa"/>
           </w:tcPr>
           <w:p>
-            <w:pPr>
-              <w:rPr>
-                <w:rFonts w:hint="eastAsia"/>
-              </w:rPr>
-            </w:pPr>
             <w:r>
               <w:rPr>
                 <w:rFonts w:hint="eastAsia"/>
@@ -13370,11 +14481,6 @@
             <w:tcW w:w="4508" w:type="dxa"/>
           </w:tcPr>
           <w:p>
-            <w:pPr>
-              <w:rPr>
-                <w:rFonts w:hint="eastAsia"/>
-              </w:rPr>
-            </w:pPr>
             <w:r>
               <w:rPr>
                 <w:rFonts w:hint="eastAsia"/>
@@ -13403,11 +14509,6 @@
             <w:tcW w:w="4508" w:type="dxa"/>
           </w:tcPr>
           <w:p>
-            <w:pPr>
-              <w:rPr>
-                <w:rFonts w:hint="eastAsia"/>
-              </w:rPr>
-            </w:pPr>
             <w:proofErr w:type="spellStart"/>
             <w:r>
               <w:rPr>
@@ -13431,11 +14532,6 @@
             <w:tcW w:w="4508" w:type="dxa"/>
           </w:tcPr>
           <w:p>
-            <w:pPr>
-              <w:rPr>
-                <w:rFonts w:hint="eastAsia"/>
-              </w:rPr>
-            </w:pPr>
             <w:proofErr w:type="spellStart"/>
             <w:r>
               <w:rPr>
@@ -13466,11 +14562,6 @@
             <w:tcW w:w="4508" w:type="dxa"/>
           </w:tcPr>
           <w:p>
-            <w:pPr>
-              <w:rPr>
-                <w:rFonts w:hint="eastAsia"/>
-              </w:rPr>
-            </w:pPr>
             <w:proofErr w:type="spellStart"/>
             <w:r>
               <w:rPr>
@@ -13486,11 +14577,6 @@
             <w:tcW w:w="4508" w:type="dxa"/>
           </w:tcPr>
           <w:p>
-            <w:pPr>
-              <w:rPr>
-                <w:rFonts w:hint="eastAsia"/>
-              </w:rPr>
-            </w:pPr>
             <w:r>
               <w:rPr>
                 <w:rFonts w:hint="eastAsia"/>
@@ -13534,11 +14620,6 @@
             <w:tcW w:w="4508" w:type="dxa"/>
           </w:tcPr>
           <w:p>
-            <w:pPr>
-              <w:rPr>
-                <w:rFonts w:hint="eastAsia"/>
-              </w:rPr>
-            </w:pPr>
             <w:proofErr w:type="spellStart"/>
             <w:r>
               <w:rPr>
@@ -13554,11 +14635,6 @@
             <w:tcW w:w="4508" w:type="dxa"/>
           </w:tcPr>
           <w:p>
-            <w:pPr>
-              <w:rPr>
-                <w:rFonts w:hint="eastAsia"/>
-              </w:rPr>
-            </w:pPr>
             <w:r>
               <w:rPr>
                 <w:rFonts w:hint="eastAsia"/>
@@ -13574,11 +14650,6 @@
             <w:tcW w:w="4508" w:type="dxa"/>
           </w:tcPr>
           <w:p>
-            <w:pPr>
-              <w:rPr>
-                <w:rFonts w:hint="eastAsia"/>
-              </w:rPr>
-            </w:pPr>
             <w:r>
               <w:rPr>
                 <w:rFonts w:hint="eastAsia"/>
@@ -13592,11 +14663,6 @@
             <w:tcW w:w="4508" w:type="dxa"/>
           </w:tcPr>
           <w:p>
-            <w:pPr>
-              <w:rPr>
-                <w:rFonts w:hint="eastAsia"/>
-              </w:rPr>
-            </w:pPr>
             <w:r>
               <w:rPr>
                 <w:rFonts w:hint="eastAsia"/>
@@ -13612,11 +14678,6 @@
             <w:tcW w:w="4508" w:type="dxa"/>
           </w:tcPr>
           <w:p>
-            <w:pPr>
-              <w:rPr>
-                <w:rFonts w:hint="eastAsia"/>
-              </w:rPr>
-            </w:pPr>
             <w:r>
               <w:rPr>
                 <w:rFonts w:hint="eastAsia"/>
@@ -13630,11 +14691,6 @@
             <w:tcW w:w="4508" w:type="dxa"/>
           </w:tcPr>
           <w:p>
-            <w:pPr>
-              <w:rPr>
-                <w:rFonts w:hint="eastAsia"/>
-              </w:rPr>
-            </w:pPr>
             <w:r>
               <w:rPr>
                 <w:rFonts w:hint="eastAsia"/>
@@ -13650,11 +14706,6 @@
             <w:tcW w:w="4508" w:type="dxa"/>
           </w:tcPr>
           <w:p>
-            <w:pPr>
-              <w:rPr>
-                <w:rFonts w:hint="eastAsia"/>
-              </w:rPr>
-            </w:pPr>
             <w:r>
               <w:rPr>
                 <w:rFonts w:hint="eastAsia"/>
@@ -13668,11 +14719,6 @@
             <w:tcW w:w="4508" w:type="dxa"/>
           </w:tcPr>
           <w:p>
-            <w:pPr>
-              <w:rPr>
-                <w:rFonts w:hint="eastAsia"/>
-              </w:rPr>
-            </w:pPr>
             <w:r>
               <w:rPr>
                 <w:rFonts w:hint="eastAsia"/>
@@ -13829,11 +14875,6 @@
             <w:tcW w:w="4508" w:type="dxa"/>
           </w:tcPr>
           <w:p>
-            <w:pPr>
-              <w:rPr>
-                <w:rFonts w:hint="eastAsia"/>
-              </w:rPr>
-            </w:pPr>
             <w:r>
               <w:rPr>
                 <w:rFonts w:hint="eastAsia"/>
@@ -13847,11 +14888,6 @@
             <w:tcW w:w="4508" w:type="dxa"/>
           </w:tcPr>
           <w:p>
-            <w:pPr>
-              <w:rPr>
-                <w:rFonts w:hint="eastAsia"/>
-              </w:rPr>
-            </w:pPr>
             <w:r>
               <w:rPr>
                 <w:rFonts w:hint="eastAsia"/>
@@ -13867,11 +14903,6 @@
             <w:tcW w:w="4508" w:type="dxa"/>
           </w:tcPr>
           <w:p>
-            <w:pPr>
-              <w:rPr>
-                <w:rFonts w:hint="eastAsia"/>
-              </w:rPr>
-            </w:pPr>
             <w:proofErr w:type="spellStart"/>
             <w:r>
               <w:rPr>
@@ -13907,11 +14938,6 @@
             <w:tcW w:w="4508" w:type="dxa"/>
           </w:tcPr>
           <w:p>
-            <w:pPr>
-              <w:rPr>
-                <w:rFonts w:hint="eastAsia"/>
-              </w:rPr>
-            </w:pPr>
             <w:r>
               <w:t>현재 활성화된 세션의 패키지 이름 목록</w:t>
             </w:r>
@@ -13949,13 +14975,7 @@
               <w:t>&lt;Int&gt;</w:t>
             </w:r>
           </w:p>
-          <w:p>
-            <w:pPr>
-              <w:rPr>
-                <w:rFonts w:hint="eastAsia"/>
-              </w:rPr>
-            </w:pPr>
-          </w:p>
+          <w:p/>
         </w:tc>
         <w:tc>
           <w:tcPr>
@@ -13974,13 +14994,7 @@
               <w:t>, STATE_PAUSED 등)</w:t>
             </w:r>
           </w:p>
-          <w:p>
-            <w:pPr>
-              <w:rPr>
-                <w:rFonts w:hint="eastAsia"/>
-              </w:rPr>
-            </w:pPr>
-          </w:p>
+          <w:p/>
         </w:tc>
       </w:tr>
       <w:tr>
@@ -14014,24 +15028,13 @@
               <w:t>&gt;</w:t>
             </w:r>
           </w:p>
-          <w:p>
-            <w:pPr>
-              <w:rPr>
-                <w:rFonts w:hint="eastAsia"/>
-              </w:rPr>
-            </w:pPr>
-          </w:p>
+          <w:p/>
         </w:tc>
         <w:tc>
           <w:tcPr>
             <w:tcW w:w="4508" w:type="dxa"/>
           </w:tcPr>
           <w:p>
-            <w:pPr>
-              <w:rPr>
-                <w:rFonts w:hint="eastAsia"/>
-              </w:rPr>
-            </w:pPr>
             <w:r>
               <w:t>현재 곡의 메타데이터 (제목, 아티스트, 앨범, 앨범아트 등)</w:t>
             </w:r>
@@ -14061,24 +15064,13 @@
               <w:t>&lt;String&gt;</w:t>
             </w:r>
           </w:p>
-          <w:p>
-            <w:pPr>
-              <w:rPr>
-                <w:rFonts w:hint="eastAsia"/>
-              </w:rPr>
-            </w:pPr>
-          </w:p>
+          <w:p/>
         </w:tc>
         <w:tc>
           <w:tcPr>
             <w:tcW w:w="4508" w:type="dxa"/>
           </w:tcPr>
           <w:p>
-            <w:pPr>
-              <w:rPr>
-                <w:rFonts w:hint="eastAsia"/>
-              </w:rPr>
-            </w:pPr>
             <w:r>
               <w:t>현재 활성 세션의 패키지 이름</w:t>
             </w:r>
@@ -14108,24 +15100,13 @@
               <w:t>?</w:t>
             </w:r>
           </w:p>
-          <w:p>
-            <w:pPr>
-              <w:rPr>
-                <w:rFonts w:hint="eastAsia"/>
-              </w:rPr>
-            </w:pPr>
-          </w:p>
+          <w:p/>
         </w:tc>
         <w:tc>
           <w:tcPr>
             <w:tcW w:w="4508" w:type="dxa"/>
           </w:tcPr>
           <w:p>
-            <w:pPr>
-              <w:rPr>
-                <w:rFonts w:hint="eastAsia"/>
-              </w:rPr>
-            </w:pPr>
             <w:r>
               <w:t xml:space="preserve">현재 선택된 주요 </w:t>
             </w:r>
@@ -14138,13 +15119,7 @@
         </w:tc>
       </w:tr>
     </w:tbl>
-    <w:p>
-      <w:pPr>
-        <w:rPr>
-          <w:rFonts w:hint="eastAsia"/>
-        </w:rPr>
-      </w:pPr>
-    </w:p>
+    <w:p/>
     <w:p>
       <w:r>
         <w:t>3. 주요 메서드</w:t>
@@ -14206,11 +15181,6 @@
     </w:p>
     <w:p/>
     <w:p>
-      <w:pPr>
-        <w:rPr>
-          <w:rFonts w:hint="eastAsia"/>
-        </w:rPr>
-      </w:pPr>
       <w:r>
         <w:rPr>
           <w:noProof/>
@@ -14264,9 +15234,6 @@
                           <w:p>
                             <w:pPr>
                               <w:ind w:left="720"/>
-                              <w:rPr>
-                                <w:rFonts w:hint="eastAsia"/>
-                              </w:rPr>
                             </w:pPr>
                             <w:proofErr w:type="spellStart"/>
                             <w:r>
@@ -14296,15 +15263,12 @@
           </mc:Choice>
           <mc:Fallback>
             <w:pict>
-              <v:shape w14:anchorId="75FB7206" id="_x0000_s1057" type="#_x0000_t202" style="position:absolute;margin-left:0;margin-top:3.4pt;width:385.5pt;height:47.25pt;z-index:251726848;visibility:visible;mso-wrap-style:square;mso-width-percent:0;mso-height-percent:0;mso-wrap-distance-left:9pt;mso-wrap-distance-top:3.6pt;mso-wrap-distance-right:9pt;mso-wrap-distance-bottom:3.6pt;mso-position-horizontal:left;mso-position-horizontal-relative:margin;mso-position-vertical:absolute;mso-position-vertical-relative:text;mso-width-percent:0;mso-height-percent:0;mso-width-relative:margin;mso-height-relative:margin;v-text-anchor:top" o:gfxdata="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">
+              <v:shape w14:anchorId="75FB7206" id="_x0000_s1064" type="#_x0000_t202" style="position:absolute;margin-left:0;margin-top:3.4pt;width:385.5pt;height:47.25pt;z-index:251726848;visibility:visible;mso-wrap-style:square;mso-width-percent:0;mso-height-percent:0;mso-wrap-distance-left:9pt;mso-wrap-distance-top:3.6pt;mso-wrap-distance-right:9pt;mso-wrap-distance-bottom:3.6pt;mso-position-horizontal:left;mso-position-horizontal-relative:margin;mso-position-vertical:absolute;mso-position-vertical-relative:text;mso-width-percent:0;mso-height-percent:0;mso-width-relative:margin;mso-height-relative:margin;v-text-anchor:top" o:gfxdata="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">
                 <v:textbox>
                   <w:txbxContent>
                     <w:p>
                       <w:pPr>
                         <w:ind w:left="720"/>
-                        <w:rPr>
-                          <w:rFonts w:hint="eastAsia"/>
-                        </w:rPr>
                       </w:pPr>
                       <w:proofErr w:type="spellStart"/>
                       <w:r>
@@ -14325,13 +15289,7 @@
       </w:r>
     </w:p>
     <w:p/>
-    <w:p>
-      <w:pPr>
-        <w:rPr>
-          <w:rFonts w:hint="eastAsia"/>
-        </w:rPr>
-      </w:pPr>
-    </w:p>
+    <w:p/>
     <w:p>
       <w:proofErr w:type="spellStart"/>
       <w:proofErr w:type="gramStart"/>
@@ -14396,13 +15354,7 @@
         <w:t>Bluetooth, Android Auto, CarPlay 패키지에 따라 로그 출력 방식이 달라집니다</w:t>
       </w:r>
     </w:p>
-    <w:p>
-      <w:pPr>
-        <w:rPr>
-          <w:rFonts w:hint="eastAsia"/>
-        </w:rPr>
-      </w:pPr>
-    </w:p>
+    <w:p/>
     <w:p>
       <w:proofErr w:type="spellStart"/>
       <w:r>
@@ -14761,11 +15713,6 @@
             <w:tcW w:w="4508" w:type="dxa"/>
           </w:tcPr>
           <w:p>
-            <w:pPr>
-              <w:rPr>
-                <w:rFonts w:hint="eastAsia"/>
-              </w:rPr>
-            </w:pPr>
             <w:r>
               <w:rPr>
                 <w:rFonts w:hint="eastAsia"/>
@@ -14779,11 +15726,6 @@
             <w:tcW w:w="4508" w:type="dxa"/>
           </w:tcPr>
           <w:p>
-            <w:pPr>
-              <w:rPr>
-                <w:rFonts w:hint="eastAsia"/>
-              </w:rPr>
-            </w:pPr>
             <w:r>
               <w:rPr>
                 <w:rFonts w:hint="eastAsia"/>
@@ -14799,11 +15741,6 @@
             <w:tcW w:w="4508" w:type="dxa"/>
           </w:tcPr>
           <w:p>
-            <w:pPr>
-              <w:rPr>
-                <w:rFonts w:hint="eastAsia"/>
-              </w:rPr>
-            </w:pPr>
             <w:r>
               <w:t>곡 정보 수집</w:t>
             </w:r>
@@ -14823,13 +15760,7 @@
               <w:t>를 통해 현재 재생 중인 곡의 메타데이터와 재생 상태를 가져옴</w:t>
             </w:r>
           </w:p>
-          <w:p>
-            <w:pPr>
-              <w:rPr>
-                <w:rFonts w:hint="eastAsia"/>
-              </w:rPr>
-            </w:pPr>
-          </w:p>
+          <w:p/>
         </w:tc>
       </w:tr>
       <w:tr>
@@ -14838,11 +15769,6 @@
             <w:tcW w:w="4508" w:type="dxa"/>
           </w:tcPr>
           <w:p>
-            <w:pPr>
-              <w:rPr>
-                <w:rFonts w:hint="eastAsia"/>
-              </w:rPr>
-            </w:pPr>
             <w:r>
               <w:t>속도 모니터링</w:t>
             </w:r>
@@ -14853,11 +15779,6 @@
             <w:tcW w:w="4508" w:type="dxa"/>
           </w:tcPr>
           <w:p>
-            <w:pPr>
-              <w:rPr>
-                <w:rFonts w:hint="eastAsia"/>
-              </w:rPr>
-            </w:pPr>
             <w:r>
               <w:t>차량 속도를 10초마다 수집하여 15분 평균 속도를 계산, 정체 여부 판단</w:t>
             </w:r>
@@ -14870,11 +15791,6 @@
             <w:tcW w:w="4508" w:type="dxa"/>
           </w:tcPr>
           <w:p>
-            <w:pPr>
-              <w:rPr>
-                <w:rFonts w:hint="eastAsia"/>
-              </w:rPr>
-            </w:pPr>
             <w:r>
               <w:t>AI Agent 전달</w:t>
             </w:r>
@@ -14894,13 +15810,7 @@
             </w:r>
             <w:proofErr w:type="spellEnd"/>
           </w:p>
-          <w:p>
-            <w:pPr>
-              <w:rPr>
-                <w:rFonts w:hint="eastAsia"/>
-              </w:rPr>
-            </w:pPr>
-          </w:p>
+          <w:p/>
         </w:tc>
       </w:tr>
       <w:tr>
@@ -14909,11 +15819,6 @@
             <w:tcW w:w="4508" w:type="dxa"/>
           </w:tcPr>
           <w:p>
-            <w:pPr>
-              <w:rPr>
-                <w:rFonts w:hint="eastAsia"/>
-              </w:rPr>
-            </w:pPr>
             <w:r>
               <w:t>차량 데이터 관리</w:t>
             </w:r>
@@ -14941,24 +15846,12 @@
               <w:t xml:space="preserve"> 처리</w:t>
             </w:r>
           </w:p>
-          <w:p>
-            <w:pPr>
-              <w:rPr>
-                <w:rFonts w:hint="eastAsia"/>
-              </w:rPr>
-            </w:pPr>
-          </w:p>
+          <w:p/>
         </w:tc>
       </w:tr>
     </w:tbl>
     <w:p/>
-    <w:p>
-      <w:pPr>
-        <w:rPr>
-          <w:rFonts w:hint="eastAsia"/>
-        </w:rPr>
-      </w:pPr>
-    </w:p>
+    <w:p/>
     <w:sectPr>
       <w:pgSz w:w="11906" w:h="16838"/>
       <w:pgMar w:top="1701" w:right="1440" w:bottom="1440" w:left="1440" w:header="851" w:footer="992" w:gutter="0"/>
@@ -21675,6 +22568,7 @@
   <w:style w:type="character" w:default="1" w:styleId="a0">
     <w:name w:val="Default Paragraph Font"/>
     <w:uiPriority w:val="1"/>
+    <w:semiHidden/>
     <w:unhideWhenUsed/>
   </w:style>
   <w:style w:type="table" w:default="1" w:styleId="a1">
@@ -21931,7 +22825,7 @@
     <w:rPr>
       <w:i/>
       <w:iCs/>
-      <w:color w:val="0F4761" w:themeColor="accent1" w:themeShade="BF"/>
+      <w:color w:val="A5A5A5" w:themeColor="accent1" w:themeShade="BF"/>
     </w:rPr>
   </w:style>
   <w:style w:type="paragraph" w:styleId="a8">
@@ -21944,8 +22838,8 @@
     <w:rsid w:val="007B5A66"/>
     <w:pPr>
       <w:pBdr>
-        <w:top w:val="single" w:sz="4" w:space="10" w:color="0F4761" w:themeColor="accent1" w:themeShade="BF"/>
-        <w:bottom w:val="single" w:sz="4" w:space="10" w:color="0F4761" w:themeColor="accent1" w:themeShade="BF"/>
+        <w:top w:val="single" w:sz="4" w:space="10" w:color="A5A5A5" w:themeColor="accent1" w:themeShade="BF"/>
+        <w:bottom w:val="single" w:sz="4" w:space="10" w:color="A5A5A5" w:themeColor="accent1" w:themeShade="BF"/>
       </w:pBdr>
       <w:spacing w:before="360" w:after="360"/>
       <w:ind w:left="864" w:right="864"/>
@@ -21954,7 +22848,7 @@
     <w:rPr>
       <w:i/>
       <w:iCs/>
-      <w:color w:val="0F4761" w:themeColor="accent1" w:themeShade="BF"/>
+      <w:color w:val="A5A5A5" w:themeColor="accent1" w:themeShade="BF"/>
     </w:rPr>
   </w:style>
   <w:style w:type="character" w:customStyle="1" w:styleId="Char2">
@@ -21966,7 +22860,7 @@
     <w:rPr>
       <w:i/>
       <w:iCs/>
-      <w:color w:val="0F4761" w:themeColor="accent1" w:themeShade="BF"/>
+      <w:color w:val="A5A5A5" w:themeColor="accent1" w:themeShade="BF"/>
     </w:rPr>
   </w:style>
   <w:style w:type="character" w:styleId="a9">
@@ -21979,7 +22873,7 @@
       <w:b/>
       <w:bCs/>
       <w:smallCaps/>
-      <w:color w:val="0F4761" w:themeColor="accent1" w:themeShade="BF"/>
+      <w:color w:val="A5A5A5" w:themeColor="accent1" w:themeShade="BF"/>
       <w:spacing w:val="5"/>
     </w:rPr>
   </w:style>
@@ -22052,7 +22946,7 @@
 <file path=word/theme/theme1.xml><?xml version="1.0" encoding="utf-8"?>
 <a:theme xmlns:a="http://schemas.openxmlformats.org/drawingml/2006/main" name="Office 테마">
   <a:themeElements>
-    <a:clrScheme name="Office">
+    <a:clrScheme name="회색조">
       <a:dk1>
         <a:sysClr val="windowText" lastClr="000000"/>
       </a:dk1>
@@ -22060,34 +22954,34 @@
         <a:sysClr val="window" lastClr="FFFFFF"/>
       </a:lt1>
       <a:dk2>
-        <a:srgbClr val="0E2841"/>
+        <a:srgbClr val="000000"/>
       </a:dk2>
       <a:lt2>
-        <a:srgbClr val="E8E8E8"/>
+        <a:srgbClr val="F8F8F8"/>
       </a:lt2>
       <a:accent1>
-        <a:srgbClr val="156082"/>
+        <a:srgbClr val="DDDDDD"/>
       </a:accent1>
       <a:accent2>
-        <a:srgbClr val="E97132"/>
+        <a:srgbClr val="B2B2B2"/>
       </a:accent2>
       <a:accent3>
-        <a:srgbClr val="196B24"/>
+        <a:srgbClr val="969696"/>
       </a:accent3>
       <a:accent4>
-        <a:srgbClr val="0F9ED5"/>
+        <a:srgbClr val="808080"/>
       </a:accent4>
       <a:accent5>
-        <a:srgbClr val="A02B93"/>
+        <a:srgbClr val="5F5F5F"/>
       </a:accent5>
       <a:accent6>
-        <a:srgbClr val="4EA72E"/>
+        <a:srgbClr val="4D4D4D"/>
       </a:accent6>
       <a:hlink>
-        <a:srgbClr val="467886"/>
+        <a:srgbClr val="5F5F5F"/>
       </a:hlink>
       <a:folHlink>
-        <a:srgbClr val="96607D"/>
+        <a:srgbClr val="919191"/>
       </a:folHlink>
     </a:clrScheme>
     <a:fontScheme name="Office">
